--- a/t14_s4.docx
+++ b/t14_s4.docx
@@ -3,2168 +3,1898 @@
 <w:document xmlns:wpc="http://schemas.microsoft.com/office/word/2010/wordprocessingCanvas" xmlns:mo="http://schemas.microsoft.com/office/mac/office/2008/main" xmlns:mc="http://schemas.openxmlformats.org/markup-compatibility/2006" xmlns:mv="urn:schemas-microsoft-com:mac:vml" xmlns:o="urn:schemas-microsoft-com:office:office" xmlns:r="http://schemas.openxmlformats.org/officeDocument/2006/relationships" xmlns:m="http://schemas.openxmlformats.org/officeDocument/2006/math" xmlns:v="urn:schemas-microsoft-com:vml" xmlns:wp14="http://schemas.microsoft.com/office/word/2010/wordprocessingDrawing" xmlns:wp="http://schemas.openxmlformats.org/drawingml/2006/wordprocessingDrawing" xmlns:w10="urn:schemas-microsoft-com:office:word" xmlns:w="http://schemas.openxmlformats.org/wordprocessingml/2006/main" xmlns:w14="http://schemas.microsoft.com/office/word/2010/wordml" xmlns:wpg="http://schemas.microsoft.com/office/word/2010/wordprocessingGroup" xmlns:wpi="http://schemas.microsoft.com/office/word/2010/wordprocessingInk" xmlns:wne="http://schemas.microsoft.com/office/word/2006/wordml" xmlns:wps="http://schemas.microsoft.com/office/word/2010/wordprocessingShape" mc:Ignorable="w14 wp14">
   <w:body>
     <w:p>
-      <w:pPr>
-        <w:spacing w:after="20" w:before="120"/>
-      </w:pPr>
-      <w:r>
-        <w:rPr>
-          <w:b/>
-          <w:sz w:val="22"/>
-        </w:rPr>
-        <w:t>Question: What is possible complication if patient complain pain, redness, tenderness and warmth on IV site?</w:t>
-      </w:r>
-    </w:p>
-    <w:p>
-      <w:pPr>
-        <w:spacing w:after="0" w:before="0"/>
-      </w:pPr>
-      <w:r>
-        <w:rPr>
-          <w:b w:val="0"/>
-          <w:sz w:val="22"/>
-        </w:rPr>
-        <w:t>(a) Hematoma</w:t>
-      </w:r>
-    </w:p>
-    <w:p>
-      <w:pPr>
-        <w:spacing w:after="0" w:before="0"/>
-      </w:pPr>
-      <w:r>
-        <w:rPr>
-          <w:b w:val="0"/>
-          <w:sz w:val="22"/>
-        </w:rPr>
-        <w:t>(b) Phlebitis</w:t>
-      </w:r>
-    </w:p>
-    <w:p>
-      <w:pPr>
-        <w:spacing w:after="0" w:before="0"/>
-      </w:pPr>
-      <w:r>
-        <w:rPr>
-          <w:b w:val="0"/>
-          <w:sz w:val="22"/>
-        </w:rPr>
-        <w:t>(c) Extravasation</w:t>
-      </w:r>
-    </w:p>
-    <w:p>
-      <w:pPr>
-        <w:spacing w:after="0" w:before="0"/>
-      </w:pPr>
-      <w:r>
-        <w:rPr>
-          <w:b w:val="0"/>
-          <w:sz w:val="22"/>
-        </w:rPr>
-        <w:t>(d) Infitration</w:t>
-      </w:r>
-    </w:p>
-    <w:p>
-      <w:pPr>
-        <w:spacing w:after="0" w:before="40"/>
-      </w:pPr>
-      <w:r>
-        <w:rPr>
-          <w:b/>
-          <w:sz w:val="22"/>
-        </w:rPr>
-        <w:t>Answer: b</w:t>
-      </w:r>
-    </w:p>
-    <w:p>
-      <w:pPr>
-        <w:spacing w:after="0" w:before="0"/>
-      </w:pPr>
-      <w:r>
-        <w:rPr>
-          <w:b w:val="0"/>
-          <w:sz w:val="21"/>
-        </w:rPr>
-        <w:t>Solution: Pain, redness, tenderness and warmth along the vein indicate phlebitis (vein inflammation).</w:t>
-      </w:r>
-    </w:p>
-    <w:p>
-      <w:pPr>
-        <w:spacing w:after="0" w:before="0"/>
-      </w:pPr>
-      <w:r>
-        <w:rPr>
-          <w:b w:val="0"/>
-          <w:sz w:val="20"/>
-        </w:rPr>
-        <w:t>Positive Marks: 1</w:t>
-      </w:r>
-    </w:p>
-    <w:p>
-      <w:pPr>
-        <w:spacing w:after="160" w:before="0"/>
-      </w:pPr>
-      <w:r>
-        <w:rPr>
-          <w:b w:val="0"/>
-          <w:sz w:val="20"/>
-        </w:rPr>
-        <w:t>Negative Marks: 0.25</w:t>
-      </w:r>
-    </w:p>
-    <w:p>
-      <w:pPr>
-        <w:spacing w:after="20" w:before="120"/>
-      </w:pPr>
-      <w:r>
-        <w:rPr>
-          <w:b/>
-          <w:sz w:val="22"/>
-        </w:rPr>
-        <w:t>Question: Which of the following is the correct measurement of the oropharyngeal airway?</w:t>
-      </w:r>
-    </w:p>
-    <w:p>
-      <w:pPr>
-        <w:spacing w:after="0" w:before="0"/>
-      </w:pPr>
-      <w:r>
-        <w:rPr>
-          <w:b w:val="0"/>
-          <w:sz w:val="22"/>
-        </w:rPr>
-        <w:t>(a) Ala of nose and angle of mandible</w:t>
-      </w:r>
-    </w:p>
-    <w:p>
-      <w:pPr>
-        <w:spacing w:after="0" w:before="0"/>
-      </w:pPr>
-      <w:r>
-        <w:rPr>
-          <w:b w:val="0"/>
-          <w:sz w:val="22"/>
-        </w:rPr>
-        <w:t>(b) Corner of mouth and angle of jaw</w:t>
-      </w:r>
-    </w:p>
-    <w:p>
-      <w:pPr>
-        <w:spacing w:after="0" w:before="0"/>
-      </w:pPr>
-      <w:r>
-        <w:rPr>
-          <w:b w:val="0"/>
-          <w:sz w:val="22"/>
-        </w:rPr>
-        <w:t>(c) Targus to angle of mouth or Angle of the mouth to angle of mandible</w:t>
-      </w:r>
-    </w:p>
-    <w:p>
-      <w:pPr>
-        <w:spacing w:after="0" w:before="0"/>
-      </w:pPr>
-      <w:r>
-        <w:rPr>
-          <w:b w:val="0"/>
-          <w:sz w:val="22"/>
-        </w:rPr>
-        <w:t>(d) Tip of nose and angle of mandible</w:t>
-      </w:r>
-    </w:p>
-    <w:p>
-      <w:pPr>
-        <w:spacing w:after="0" w:before="40"/>
-      </w:pPr>
-      <w:r>
-        <w:rPr>
-          <w:b/>
-          <w:sz w:val="22"/>
-        </w:rPr>
-        <w:t>Answer: b</w:t>
-      </w:r>
-    </w:p>
-    <w:p>
-      <w:pPr>
-        <w:spacing w:after="0" w:before="0"/>
-      </w:pPr>
-      <w:r>
-        <w:rPr>
-          <w:b w:val="0"/>
-          <w:sz w:val="21"/>
-        </w:rPr>
-        <w:t>Solution: The oropharyngeal airway is measured from the corner of the mouth to the angle of the jaw.</w:t>
-      </w:r>
-    </w:p>
-    <w:p>
-      <w:pPr>
-        <w:spacing w:after="0" w:before="0"/>
-      </w:pPr>
-      <w:r>
-        <w:rPr>
-          <w:b w:val="0"/>
-          <w:sz w:val="20"/>
-        </w:rPr>
-        <w:t>Positive Marks: 1</w:t>
-      </w:r>
-    </w:p>
-    <w:p>
-      <w:pPr>
-        <w:spacing w:after="160" w:before="0"/>
-      </w:pPr>
-      <w:r>
-        <w:rPr>
-          <w:b w:val="0"/>
-          <w:sz w:val="20"/>
-        </w:rPr>
-        <w:t>Negative Marks: 0.25</w:t>
-      </w:r>
-    </w:p>
-    <w:p>
-      <w:pPr>
-        <w:spacing w:after="20" w:before="120"/>
-      </w:pPr>
-      <w:r>
-        <w:rPr>
-          <w:b/>
-          <w:sz w:val="22"/>
-        </w:rPr>
-        <w:t>Question: The earliest sign of hypovolaemic shock is:</w:t>
-      </w:r>
-    </w:p>
-    <w:p>
-      <w:pPr>
-        <w:spacing w:after="0" w:before="0"/>
-      </w:pPr>
-      <w:r>
-        <w:rPr>
-          <w:b w:val="0"/>
-          <w:sz w:val="22"/>
-        </w:rPr>
-        <w:t>(a) Falling blood pressure</w:t>
-      </w:r>
-    </w:p>
-    <w:p>
-      <w:pPr>
-        <w:spacing w:after="0" w:before="0"/>
-      </w:pPr>
-      <w:r>
-        <w:rPr>
-          <w:b w:val="0"/>
-          <w:sz w:val="22"/>
-        </w:rPr>
-        <w:t>(b) Tachycardia</w:t>
-      </w:r>
-    </w:p>
-    <w:p>
-      <w:pPr>
-        <w:spacing w:after="0" w:before="0"/>
-      </w:pPr>
-      <w:r>
-        <w:rPr>
-          <w:b w:val="0"/>
-          <w:sz w:val="22"/>
-        </w:rPr>
-        <w:t>(c) Cyanosis</w:t>
-      </w:r>
-    </w:p>
-    <w:p>
-      <w:pPr>
-        <w:spacing w:after="0" w:before="0"/>
-      </w:pPr>
-      <w:r>
-        <w:rPr>
-          <w:b w:val="0"/>
-          <w:sz w:val="22"/>
-        </w:rPr>
-        <w:t>(d) Oliguria</w:t>
-      </w:r>
-    </w:p>
-    <w:p>
-      <w:pPr>
-        <w:spacing w:after="0" w:before="40"/>
-      </w:pPr>
-      <w:r>
-        <w:rPr>
-          <w:b/>
-          <w:sz w:val="22"/>
-        </w:rPr>
-        <w:t>Answer: b</w:t>
-      </w:r>
-    </w:p>
-    <w:p>
-      <w:pPr>
-        <w:spacing w:after="0" w:before="0"/>
-      </w:pPr>
-      <w:r>
-        <w:rPr>
-          <w:b w:val="0"/>
-          <w:sz w:val="21"/>
-        </w:rPr>
-        <w:t>Solution: Tachycardia is an early compensatory sign of hypovolaemia; hypotension appears later.</w:t>
-      </w:r>
-    </w:p>
-    <w:p>
-      <w:pPr>
-        <w:spacing w:after="0" w:before="0"/>
-      </w:pPr>
-      <w:r>
-        <w:rPr>
-          <w:b w:val="0"/>
-          <w:sz w:val="20"/>
-        </w:rPr>
-        <w:t>Positive Marks: 1</w:t>
-      </w:r>
-    </w:p>
-    <w:p>
-      <w:pPr>
-        <w:spacing w:after="160" w:before="0"/>
-      </w:pPr>
-      <w:r>
-        <w:rPr>
-          <w:b w:val="0"/>
-          <w:sz w:val="20"/>
-        </w:rPr>
-        <w:t>Negative Marks: 0.25</w:t>
-      </w:r>
-    </w:p>
-    <w:p>
-      <w:pPr>
-        <w:spacing w:after="20" w:before="120"/>
-      </w:pPr>
-      <w:r>
-        <w:rPr>
-          <w:b/>
-          <w:sz w:val="22"/>
-        </w:rPr>
-        <w:t>Question: For assessment or quality assurance, which technique is commonly used?</w:t>
-      </w:r>
-    </w:p>
-    <w:p>
-      <w:pPr>
-        <w:spacing w:after="0" w:before="0"/>
-      </w:pPr>
-      <w:r>
-        <w:rPr>
-          <w:b w:val="0"/>
-          <w:sz w:val="22"/>
-        </w:rPr>
-        <w:t>(a) Plan, Do, Check, Act</w:t>
-      </w:r>
-    </w:p>
-    <w:p>
-      <w:pPr>
-        <w:spacing w:after="0" w:before="0"/>
-      </w:pPr>
-      <w:r>
-        <w:rPr>
-          <w:b w:val="0"/>
-          <w:sz w:val="22"/>
-        </w:rPr>
-        <w:t>(b) Planning, Implement, Evaluation</w:t>
-      </w:r>
-    </w:p>
-    <w:p>
-      <w:pPr>
-        <w:spacing w:after="0" w:before="0"/>
-      </w:pPr>
-      <w:r>
-        <w:rPr>
-          <w:b w:val="0"/>
-          <w:sz w:val="22"/>
-        </w:rPr>
-        <w:t>(c) Plan, Do, Analyse, Act</w:t>
-      </w:r>
-    </w:p>
-    <w:p>
-      <w:pPr>
-        <w:spacing w:after="0" w:before="0"/>
-      </w:pPr>
-      <w:r>
-        <w:rPr>
-          <w:b w:val="0"/>
-          <w:sz w:val="22"/>
-        </w:rPr>
-        <w:t>(d) Plan, Do, Implement, Evaluate</w:t>
-      </w:r>
-    </w:p>
-    <w:p>
-      <w:pPr>
-        <w:spacing w:after="0" w:before="40"/>
-      </w:pPr>
-      <w:r>
-        <w:rPr>
-          <w:b/>
-          <w:sz w:val="22"/>
-        </w:rPr>
-        <w:t>Answer: a</w:t>
-      </w:r>
-    </w:p>
-    <w:p>
-      <w:pPr>
-        <w:spacing w:after="0" w:before="0"/>
-      </w:pPr>
-      <w:r>
-        <w:rPr>
-          <w:b w:val="0"/>
-          <w:sz w:val="21"/>
-        </w:rPr>
-        <w:t>Solution: For assessment or quality assurance, the commonly used technique is "Plan, Do, Check, Act" (PDCA). PDCA is a four-step iterative process used for continuous improvement in various fields, including healthcare. The steps involved in PDCA are as follows: Plan: Identify the problem or goal and develop a plan to address it. Quality assuran ce Do: Implement the plan on a small scale as a trial or test. Check: Evaluate the results of the implementation by collecting and analyzing data. Act: Based on the data analysis, take appropriate actions to standardize the process, make improvements, or implement changes. This cycle of planning, doing, checking, and acting allows for ongoing assessment and improvement of processes and outcomes, ensuring quality assurance in various settings, including healthcare.</w:t>
-      </w:r>
-    </w:p>
-    <w:p>
-      <w:pPr>
-        <w:spacing w:after="0" w:before="0"/>
-      </w:pPr>
-      <w:r>
-        <w:rPr>
-          <w:b w:val="0"/>
-          <w:sz w:val="20"/>
-        </w:rPr>
-        <w:t>Positive Marks: 1</w:t>
-      </w:r>
-    </w:p>
-    <w:p>
-      <w:pPr>
-        <w:spacing w:after="160" w:before="0"/>
-      </w:pPr>
-      <w:r>
-        <w:rPr>
-          <w:b w:val="0"/>
-          <w:sz w:val="20"/>
-        </w:rPr>
-        <w:t>Negative Marks: 0.25</w:t>
-      </w:r>
-    </w:p>
-    <w:p>
-      <w:pPr>
-        <w:spacing w:after="20" w:before="120"/>
-      </w:pPr>
-      <w:r>
-        <w:rPr>
-          <w:b/>
-          <w:sz w:val="22"/>
-        </w:rPr>
-        <w:t>Question: Which is the similar to Command?</w:t>
-      </w:r>
-    </w:p>
-    <w:p>
-      <w:pPr>
-        <w:spacing w:after="0" w:before="0"/>
-      </w:pPr>
-      <w:r>
-        <w:rPr>
-          <w:b w:val="0"/>
-          <w:sz w:val="22"/>
-        </w:rPr>
-        <w:t>(a) Manage</w:t>
-      </w:r>
-    </w:p>
-    <w:p>
-      <w:pPr>
-        <w:spacing w:after="0" w:before="0"/>
-      </w:pPr>
-      <w:r>
-        <w:rPr>
-          <w:b w:val="0"/>
-          <w:sz w:val="22"/>
-        </w:rPr>
-        <w:t>(b) Lead</w:t>
-      </w:r>
-    </w:p>
-    <w:p>
-      <w:pPr>
-        <w:spacing w:after="0" w:before="0"/>
-      </w:pPr>
-      <w:r>
-        <w:rPr>
-          <w:b w:val="0"/>
-          <w:sz w:val="22"/>
-        </w:rPr>
-        <w:t>(c) Supervise</w:t>
-      </w:r>
-    </w:p>
-    <w:p>
-      <w:pPr>
-        <w:spacing w:after="0" w:before="0"/>
-      </w:pPr>
-      <w:r>
-        <w:rPr>
-          <w:b w:val="0"/>
-          <w:sz w:val="22"/>
-        </w:rPr>
-        <w:t>(d) Direction</w:t>
-      </w:r>
-    </w:p>
-    <w:p>
-      <w:pPr>
-        <w:spacing w:after="0" w:before="40"/>
-      </w:pPr>
-      <w:r>
-        <w:rPr>
-          <w:b/>
-          <w:sz w:val="22"/>
-        </w:rPr>
-        <w:t>Answer: d</w:t>
-      </w:r>
-    </w:p>
-    <w:p>
-      <w:pPr>
-        <w:spacing w:after="0" w:before="0"/>
-      </w:pPr>
-      <w:r>
-        <w:rPr>
-          <w:b w:val="0"/>
-          <w:sz w:val="21"/>
-        </w:rPr>
-        <w:t>Solution: The term similar to "command" among the given options is "direction." Command and direction are closely related terms that involve instructing or guiding others in a particular course of action. In the context of management or leadership, providing direction implies giving clear instructions, guidance, or orders to ensure that tasks are carried out effectively and goals are achieved.</w:t>
-      </w:r>
-    </w:p>
-    <w:p>
-      <w:pPr>
-        <w:spacing w:after="0" w:before="0"/>
-      </w:pPr>
-      <w:r>
-        <w:rPr>
-          <w:b w:val="0"/>
-          <w:sz w:val="20"/>
-        </w:rPr>
-        <w:t>Positive Marks: 1</w:t>
-      </w:r>
-    </w:p>
-    <w:p>
-      <w:pPr>
-        <w:spacing w:after="160" w:before="0"/>
-      </w:pPr>
-      <w:r>
-        <w:rPr>
-          <w:b w:val="0"/>
-          <w:sz w:val="20"/>
-        </w:rPr>
-        <w:t>Negative Marks: 0.25</w:t>
-      </w:r>
-    </w:p>
-    <w:p>
-      <w:pPr>
-        <w:spacing w:after="20" w:before="120"/>
-      </w:pPr>
-      <w:r>
-        <w:rPr>
-          <w:b/>
-          <w:sz w:val="22"/>
-        </w:rPr>
-        <w:t>Question: Which one of the following first line drug used to managepost-resuscitation hypotension?</w:t>
-      </w:r>
-    </w:p>
-    <w:p>
-      <w:pPr>
-        <w:spacing w:after="0" w:before="0"/>
-      </w:pPr>
-      <w:r>
-        <w:rPr>
-          <w:b w:val="0"/>
-          <w:sz w:val="22"/>
-        </w:rPr>
-        <w:t>(a) IV Fluid</w:t>
-      </w:r>
-    </w:p>
-    <w:p>
-      <w:pPr>
-        <w:spacing w:after="0" w:before="0"/>
-      </w:pPr>
-      <w:r>
-        <w:rPr>
-          <w:b w:val="0"/>
-          <w:sz w:val="22"/>
-        </w:rPr>
-        <w:t>(b) ADR</w:t>
-      </w:r>
-    </w:p>
-    <w:p>
-      <w:pPr>
-        <w:spacing w:after="0" w:before="0"/>
-      </w:pPr>
-      <w:r>
-        <w:rPr>
-          <w:b w:val="0"/>
-          <w:sz w:val="22"/>
-        </w:rPr>
-        <w:t>(c) Dopamine</w:t>
-      </w:r>
-    </w:p>
-    <w:p>
-      <w:pPr>
-        <w:spacing w:after="0" w:before="0"/>
-      </w:pPr>
-      <w:r>
-        <w:rPr>
-          <w:b w:val="0"/>
-          <w:sz w:val="22"/>
-        </w:rPr>
-        <w:t>(d) NORAD</w:t>
-      </w:r>
-    </w:p>
-    <w:p>
-      <w:pPr>
-        <w:spacing w:after="0" w:before="40"/>
-      </w:pPr>
-      <w:r>
-        <w:rPr>
-          <w:b/>
-          <w:sz w:val="22"/>
-        </w:rPr>
-        <w:t>Answer: a</w:t>
-      </w:r>
-    </w:p>
-    <w:p>
-      <w:pPr>
-        <w:spacing w:after="0" w:before="0"/>
-      </w:pPr>
-      <w:r>
-        <w:rPr>
-          <w:b w:val="0"/>
-          <w:sz w:val="21"/>
-        </w:rPr>
-        <w:t>Solution: The first-line drug used to manage post-resuscitation hypotension is IV fluid (option D). Post-resuscitation hypotension refers to low blood pressure that can occur following successful resuscitation efforts after cardiac arrest or other life-threatening events. The immediate goal in managing post-resuscitation hypotension is to restore and maintain adequate blood pressure to ensure sufficient perfusion to vital organs. IV fluid administration is typically the first intervention, as it helps to increase intravascular volume and improve cardiac output. This initial fluid resuscitation aims to optimize organ perfusion and restore blood pressure.</w:t>
-      </w:r>
-    </w:p>
-    <w:p>
-      <w:pPr>
-        <w:spacing w:after="0" w:before="0"/>
-      </w:pPr>
-      <w:r>
-        <w:rPr>
-          <w:b w:val="0"/>
-          <w:sz w:val="20"/>
-        </w:rPr>
-        <w:t>Positive Marks: 1</w:t>
-      </w:r>
-    </w:p>
-    <w:p>
-      <w:pPr>
-        <w:spacing w:after="160" w:before="0"/>
-      </w:pPr>
-      <w:r>
-        <w:rPr>
-          <w:b w:val="0"/>
-          <w:sz w:val="20"/>
-        </w:rPr>
-        <w:t>Negative Marks: 0.25</w:t>
-      </w:r>
-    </w:p>
-    <w:p>
-      <w:pPr>
-        <w:spacing w:after="20" w:before="120"/>
-      </w:pPr>
-      <w:r>
-        <w:rPr>
-          <w:b/>
-          <w:sz w:val="22"/>
-        </w:rPr>
-        <w:t>Question: A patient`s blood pressure is 160/80 mm hg then what is the pulse pressure of the patient?</w:t>
-      </w:r>
-    </w:p>
-    <w:p>
-      <w:pPr>
-        <w:spacing w:after="0" w:before="0"/>
-      </w:pPr>
-      <w:r>
-        <w:rPr>
-          <w:b w:val="0"/>
-          <w:sz w:val="22"/>
-        </w:rPr>
-        <w:t>(a) 60 mm hg</w:t>
-      </w:r>
-    </w:p>
-    <w:p>
-      <w:pPr>
-        <w:spacing w:after="0" w:before="0"/>
-      </w:pPr>
-      <w:r>
-        <w:rPr>
-          <w:b w:val="0"/>
-          <w:sz w:val="22"/>
-        </w:rPr>
-        <w:t>(b) 80 mm hg</w:t>
-      </w:r>
-    </w:p>
-    <w:p>
-      <w:pPr>
-        <w:spacing w:after="0" w:before="0"/>
-      </w:pPr>
-      <w:r>
-        <w:rPr>
-          <w:b w:val="0"/>
-          <w:sz w:val="22"/>
-        </w:rPr>
-        <w:t>(c) 40 m hg</w:t>
-      </w:r>
-    </w:p>
-    <w:p>
-      <w:pPr>
-        <w:spacing w:after="0" w:before="0"/>
-      </w:pPr>
-      <w:r>
-        <w:rPr>
-          <w:b w:val="0"/>
-          <w:sz w:val="22"/>
-        </w:rPr>
-        <w:t>(d) 100 mm hg</w:t>
-      </w:r>
-    </w:p>
-    <w:p>
-      <w:pPr>
-        <w:spacing w:after="0" w:before="40"/>
-      </w:pPr>
-      <w:r>
-        <w:rPr>
-          <w:b/>
-          <w:sz w:val="22"/>
-        </w:rPr>
-        <w:t>Answer: b</w:t>
-      </w:r>
-    </w:p>
-    <w:p>
-      <w:pPr>
-        <w:spacing w:after="0" w:before="0"/>
-      </w:pPr>
-      <w:r>
-        <w:rPr>
-          <w:b w:val="0"/>
-          <w:sz w:val="21"/>
-        </w:rPr>
-        <w:t>Solution: Pulse pressure of given reading 160/80=80mmHg The difference between the diastolic and the systolic pressures is called the pulse pressure. A normal pulse pressure is about 40 mmHg. A consistently elevated pulse pressure occurs in arteriosclerosis. A low pulse pressure (e.g., less than 25 mmHg) occurs in conditions such as severe heart failure.</w:t>
-      </w:r>
-    </w:p>
-    <w:p>
-      <w:pPr>
-        <w:spacing w:after="0" w:before="0"/>
-      </w:pPr>
-      <w:r>
-        <w:rPr>
-          <w:b w:val="0"/>
-          <w:sz w:val="20"/>
-        </w:rPr>
-        <w:t>Positive Marks: 1</w:t>
-      </w:r>
-    </w:p>
-    <w:p>
-      <w:pPr>
-        <w:spacing w:after="160" w:before="0"/>
-      </w:pPr>
-      <w:r>
-        <w:rPr>
-          <w:b w:val="0"/>
-          <w:sz w:val="20"/>
-        </w:rPr>
-        <w:t>Negative Marks: 0.25</w:t>
-      </w:r>
-    </w:p>
-    <w:p>
-      <w:pPr>
-        <w:spacing w:after="20" w:before="120"/>
-      </w:pPr>
-      <w:r>
-        <w:rPr>
-          <w:b/>
-          <w:sz w:val="22"/>
-        </w:rPr>
-        <w:t>Question: According to the Parkland formula, the fluid requirement in the first 24 hours for a burn patient is calculated as:</w:t>
-      </w:r>
-    </w:p>
-    <w:p>
-      <w:pPr>
-        <w:spacing w:after="0" w:before="0"/>
-      </w:pPr>
-      <w:r>
-        <w:rPr>
-          <w:b w:val="0"/>
-          <w:sz w:val="22"/>
-        </w:rPr>
-        <w:t>(a) 3 ml × %BSA × body weight (kg)</w:t>
-      </w:r>
-    </w:p>
-    <w:p>
-      <w:pPr>
-        <w:spacing w:after="0" w:before="0"/>
-      </w:pPr>
-      <w:r>
-        <w:rPr>
-          <w:b w:val="0"/>
-          <w:sz w:val="22"/>
-        </w:rPr>
-        <w:t>(b) 1 ml × %BSA × body weight (kg)</w:t>
-      </w:r>
-    </w:p>
-    <w:p>
-      <w:pPr>
-        <w:spacing w:after="0" w:before="0"/>
-      </w:pPr>
-      <w:r>
-        <w:rPr>
-          <w:b w:val="0"/>
-          <w:sz w:val="22"/>
-        </w:rPr>
-        <w:t>(c) 2 ml × %BSA × body weight (kg)</w:t>
-      </w:r>
-    </w:p>
-    <w:p>
-      <w:pPr>
-        <w:spacing w:after="0" w:before="0"/>
-      </w:pPr>
-      <w:r>
-        <w:rPr>
-          <w:b w:val="0"/>
-          <w:sz w:val="22"/>
-        </w:rPr>
-        <w:t>(d) 4 ml × %BSA × body weight (kg)</w:t>
-      </w:r>
-    </w:p>
-    <w:p>
-      <w:pPr>
-        <w:spacing w:after="0" w:before="40"/>
-      </w:pPr>
-      <w:r>
-        <w:rPr>
-          <w:b/>
-          <w:sz w:val="22"/>
-        </w:rPr>
-        <w:t>Answer: d</w:t>
-      </w:r>
-    </w:p>
-    <w:p>
-      <w:pPr>
-        <w:spacing w:after="0" w:before="0"/>
-      </w:pPr>
-      <w:r>
-        <w:rPr>
-          <w:b w:val="0"/>
-          <w:sz w:val="21"/>
-        </w:rPr>
-        <w:t>Solution: Parkland formula: 4 ml × % body surface area burned × body weight (kg) in the first 24 hours; half in the first 8 hours.</w:t>
-      </w:r>
-    </w:p>
-    <w:p>
-      <w:pPr>
-        <w:spacing w:after="0" w:before="0"/>
-      </w:pPr>
-      <w:r>
-        <w:rPr>
-          <w:b w:val="0"/>
-          <w:sz w:val="20"/>
-        </w:rPr>
-        <w:t>Positive Marks: 1</w:t>
-      </w:r>
-    </w:p>
-    <w:p>
-      <w:pPr>
-        <w:spacing w:after="160" w:before="0"/>
-      </w:pPr>
-      <w:r>
-        <w:rPr>
-          <w:b w:val="0"/>
-          <w:sz w:val="20"/>
-        </w:rPr>
-        <w:t>Negative Marks: 0.25</w:t>
-      </w:r>
-    </w:p>
-    <w:p>
-      <w:pPr>
-        <w:spacing w:after="20" w:before="120"/>
-      </w:pPr>
-      <w:r>
-        <w:rPr>
-          <w:b/>
-          <w:sz w:val="22"/>
-        </w:rPr>
-        <w:t>Question: A postpartum client on day 3 suddenly develops severe chest pain and dyspnea. What is the priority action?</w:t>
-      </w:r>
-    </w:p>
-    <w:p>
-      <w:pPr>
-        <w:spacing w:after="0" w:before="0"/>
-      </w:pPr>
-      <w:r>
-        <w:rPr>
-          <w:b w:val="0"/>
-          <w:sz w:val="22"/>
-        </w:rPr>
-        <w:t>(a) Give the prescribed analgesic and reassess</w:t>
-      </w:r>
-    </w:p>
-    <w:p>
-      <w:pPr>
-        <w:spacing w:after="0" w:before="0"/>
-      </w:pPr>
-      <w:r>
-        <w:rPr>
-          <w:b w:val="0"/>
-          <w:sz w:val="22"/>
-        </w:rPr>
-        <w:t>(b) Ambulate the client to improve circulation</w:t>
-      </w:r>
-    </w:p>
-    <w:p>
-      <w:pPr>
-        <w:spacing w:after="0" w:before="0"/>
-      </w:pPr>
-      <w:r>
-        <w:rPr>
-          <w:b w:val="0"/>
-          <w:sz w:val="22"/>
-        </w:rPr>
-        <w:t>(c) Administer oxygen and notify the provider immediately</w:t>
-      </w:r>
-    </w:p>
-    <w:p>
-      <w:pPr>
-        <w:spacing w:after="0" w:before="0"/>
-      </w:pPr>
-      <w:r>
-        <w:rPr>
-          <w:b w:val="0"/>
-          <w:sz w:val="22"/>
-        </w:rPr>
-        <w:t>(d) Assess the calves for deep vein thrombosis first</w:t>
-      </w:r>
-    </w:p>
-    <w:p>
-      <w:pPr>
-        <w:spacing w:after="0" w:before="40"/>
-      </w:pPr>
-      <w:r>
-        <w:rPr>
-          <w:b/>
-          <w:sz w:val="22"/>
-        </w:rPr>
-        <w:t>Answer: c</w:t>
-      </w:r>
-    </w:p>
-    <w:p>
-      <w:pPr>
-        <w:spacing w:after="0" w:before="0"/>
-      </w:pPr>
-      <w:r>
-        <w:rPr>
-          <w:b w:val="0"/>
-          <w:sz w:val="21"/>
-        </w:rPr>
-        <w:t>Solution: Sudden chest pain and dyspnea postpartum suggest pulmonary embolism or amniotic fluid embolism; oxygen and immediate notification are life-saving priorities.</w:t>
-      </w:r>
-    </w:p>
-    <w:p>
-      <w:pPr>
-        <w:spacing w:after="0" w:before="0"/>
-      </w:pPr>
-      <w:r>
-        <w:rPr>
-          <w:b w:val="0"/>
-          <w:sz w:val="20"/>
-        </w:rPr>
-        <w:t>Positive Marks: 1</w:t>
-      </w:r>
-    </w:p>
-    <w:p>
-      <w:pPr>
-        <w:spacing w:after="160" w:before="0"/>
-      </w:pPr>
-      <w:r>
-        <w:rPr>
-          <w:b w:val="0"/>
-          <w:sz w:val="20"/>
-        </w:rPr>
-        <w:t>Negative Marks: 0.25</w:t>
-      </w:r>
-    </w:p>
-    <w:p>
-      <w:pPr>
-        <w:spacing w:after="20" w:before="120"/>
-      </w:pPr>
-      <w:r>
-        <w:rPr>
-          <w:b/>
-          <w:sz w:val="22"/>
-        </w:rPr>
-        <w:t>Question: A client with cirrhosis becomes confused, drowsy and develops asterixis. Which nursing action has the highest priority?</w:t>
-      </w:r>
-    </w:p>
-    <w:p>
-      <w:pPr>
-        <w:spacing w:after="0" w:before="0"/>
-      </w:pPr>
-      <w:r>
-        <w:rPr>
-          <w:b w:val="0"/>
-          <w:sz w:val="22"/>
-        </w:rPr>
-        <w:t>(a) Place the client in the supine position</w:t>
-      </w:r>
-    </w:p>
-    <w:p>
-      <w:pPr>
-        <w:spacing w:after="0" w:before="0"/>
-      </w:pPr>
-      <w:r>
-        <w:rPr>
-          <w:b w:val="0"/>
-          <w:sz w:val="22"/>
-        </w:rPr>
-        <w:t>(b) Increase dietary sodium intake</w:t>
-      </w:r>
-    </w:p>
-    <w:p>
-      <w:pPr>
-        <w:spacing w:after="0" w:before="0"/>
-      </w:pPr>
-      <w:r>
-        <w:rPr>
-          <w:b w:val="0"/>
-          <w:sz w:val="22"/>
-        </w:rPr>
-        <w:t>(c) Restrict dietary protein immediately</w:t>
-      </w:r>
-    </w:p>
-    <w:p>
-      <w:pPr>
-        <w:spacing w:after="0" w:before="0"/>
-      </w:pPr>
-      <w:r>
-        <w:rPr>
-          <w:b w:val="0"/>
-          <w:sz w:val="22"/>
-        </w:rPr>
-        <w:t>(d) Prepare to administer lactulose as ordered</w:t>
-      </w:r>
-    </w:p>
-    <w:p>
-      <w:pPr>
-        <w:spacing w:after="0" w:before="40"/>
-      </w:pPr>
-      <w:r>
-        <w:rPr>
-          <w:b/>
-          <w:sz w:val="22"/>
-        </w:rPr>
-        <w:t>Answer: d</w:t>
-      </w:r>
-    </w:p>
-    <w:p>
-      <w:pPr>
-        <w:spacing w:after="0" w:before="0"/>
-      </w:pPr>
-      <w:r>
-        <w:rPr>
-          <w:b w:val="0"/>
-          <w:sz w:val="21"/>
-        </w:rPr>
-        <w:t>Solution: Confusion and asterixis indicate hepatic encephalopathy; lactulose reduces serum ammonia (by trapping it in the gut) and is the priority treatment.</w:t>
-      </w:r>
-    </w:p>
-    <w:p>
-      <w:pPr>
-        <w:spacing w:after="0" w:before="0"/>
-      </w:pPr>
-      <w:r>
-        <w:rPr>
-          <w:b w:val="0"/>
-          <w:sz w:val="20"/>
-        </w:rPr>
-        <w:t>Positive Marks: 1</w:t>
-      </w:r>
-    </w:p>
-    <w:p>
-      <w:pPr>
-        <w:spacing w:after="160" w:before="0"/>
-      </w:pPr>
-      <w:r>
-        <w:rPr>
-          <w:b w:val="0"/>
-          <w:sz w:val="20"/>
-        </w:rPr>
-        <w:t>Negative Marks: 0.25</w:t>
-      </w:r>
-    </w:p>
-    <w:p>
-      <w:pPr>
-        <w:spacing w:after="20" w:before="120"/>
-      </w:pPr>
-      <w:r>
-        <w:rPr>
-          <w:b/>
-          <w:sz w:val="22"/>
-        </w:rPr>
-        <w:t>Question: While performing an endotracheal tube (ET) suction, the nurse observed that the client is having sudden severe tachycardia.Which of the following should be the immediate response of the nurse?</w:t>
-      </w:r>
-    </w:p>
-    <w:p>
-      <w:pPr>
-        <w:spacing w:after="0" w:before="0"/>
-      </w:pPr>
-      <w:r>
-        <w:rPr>
-          <w:b w:val="0"/>
-          <w:sz w:val="22"/>
-        </w:rPr>
-        <w:t>(a) Continue the suction</w:t>
-      </w:r>
-    </w:p>
-    <w:p>
-      <w:pPr>
-        <w:spacing w:after="0" w:before="0"/>
-      </w:pPr>
-      <w:r>
-        <w:rPr>
-          <w:b w:val="0"/>
-          <w:sz w:val="22"/>
-        </w:rPr>
-        <w:t>(b) Hyperoxygenate before suctioning</w:t>
-      </w:r>
-    </w:p>
-    <w:p>
-      <w:pPr>
-        <w:spacing w:after="0" w:before="0"/>
-      </w:pPr>
-      <w:r>
-        <w:rPr>
-          <w:b w:val="0"/>
-          <w:sz w:val="22"/>
-        </w:rPr>
-        <w:t>(c) Stop suction and perform re-oxygenation</w:t>
-      </w:r>
-    </w:p>
-    <w:p>
-      <w:pPr>
-        <w:spacing w:after="0" w:before="0"/>
-      </w:pPr>
-      <w:r>
-        <w:rPr>
-          <w:b w:val="0"/>
-          <w:sz w:val="22"/>
-        </w:rPr>
-        <w:t>(d) Call the physician</w:t>
-      </w:r>
-    </w:p>
-    <w:p>
-      <w:pPr>
-        <w:spacing w:after="0" w:before="40"/>
-      </w:pPr>
-      <w:r>
-        <w:rPr>
-          <w:b/>
-          <w:sz w:val="22"/>
-        </w:rPr>
-        <w:t>Answer: c</w:t>
-      </w:r>
-    </w:p>
-    <w:p>
-      <w:pPr>
-        <w:spacing w:after="0" w:before="0"/>
-      </w:pPr>
-      <w:r>
-        <w:rPr>
-          <w:b w:val="0"/>
-          <w:sz w:val="21"/>
-        </w:rPr>
-        <w:t>Solution: When a nurse observes sudden severe tachycardia in a client during an endotracheal tube suction, the immediate response should be to stop suction and perform re-oxygenation. Sudden severe tachycardia may indicate a temporary disruption in oxygen supply or increased stress on the cardiovascular system. By stopping the suction and providing re-oxygenation, the nurse can ensure that the client receives adequate oxygen and reduce the risk of further complications. Hyperoxygenation before suctioning is a standard practice to optimize oxygen levels and minimize the risk of hypoxia during the procedure.</w:t>
-      </w:r>
-    </w:p>
-    <w:p>
-      <w:pPr>
-        <w:spacing w:after="0" w:before="0"/>
-      </w:pPr>
-      <w:r>
-        <w:rPr>
-          <w:b w:val="0"/>
-          <w:sz w:val="20"/>
-        </w:rPr>
-        <w:t>Positive Marks: 1</w:t>
-      </w:r>
-    </w:p>
-    <w:p>
-      <w:pPr>
-        <w:spacing w:after="160" w:before="0"/>
-      </w:pPr>
-      <w:r>
-        <w:rPr>
-          <w:b w:val="0"/>
-          <w:sz w:val="20"/>
-        </w:rPr>
-        <w:t>Negative Marks: 0.25</w:t>
-      </w:r>
-    </w:p>
-    <w:p>
-      <w:pPr>
-        <w:spacing w:after="20" w:before="120"/>
-      </w:pPr>
-      <w:r>
-        <w:rPr>
-          <w:b/>
-          <w:sz w:val="22"/>
-        </w:rPr>
-        <w:t>Question: Which method gives the most reliable confirmation that a nasogastric tube is correctly placed before feeding?</w:t>
-      </w:r>
-    </w:p>
-    <w:p>
-      <w:pPr>
-        <w:spacing w:after="0" w:before="0"/>
-      </w:pPr>
-      <w:r>
-        <w:rPr>
-          <w:b w:val="0"/>
-          <w:sz w:val="22"/>
-        </w:rPr>
-        <w:t>(a) Radiographic (X-ray) confirmation</w:t>
-      </w:r>
-    </w:p>
-    <w:p>
-      <w:pPr>
-        <w:spacing w:after="0" w:before="0"/>
-      </w:pPr>
-      <w:r>
-        <w:rPr>
-          <w:b w:val="0"/>
-          <w:sz w:val="22"/>
-        </w:rPr>
-        <w:t>(b) Checking the pH of gastric aspirate</w:t>
-      </w:r>
-    </w:p>
-    <w:p>
-      <w:pPr>
-        <w:spacing w:after="0" w:before="0"/>
-      </w:pPr>
-      <w:r>
-        <w:rPr>
-          <w:b w:val="0"/>
-          <w:sz w:val="22"/>
-        </w:rPr>
-        <w:t>(c) Auscultating air over the epigastrium</w:t>
-      </w:r>
-    </w:p>
-    <w:p>
-      <w:pPr>
-        <w:spacing w:after="0" w:before="0"/>
-      </w:pPr>
-      <w:r>
-        <w:rPr>
-          <w:b w:val="0"/>
-          <w:sz w:val="22"/>
-        </w:rPr>
-        <w:t>(d) Observing the client swallow without coughing</w:t>
-      </w:r>
-    </w:p>
-    <w:p>
-      <w:pPr>
-        <w:spacing w:after="0" w:before="40"/>
-      </w:pPr>
-      <w:r>
-        <w:rPr>
-          <w:b/>
-          <w:sz w:val="22"/>
-        </w:rPr>
-        <w:t>Answer: a</w:t>
-      </w:r>
-    </w:p>
-    <w:p>
-      <w:pPr>
-        <w:spacing w:after="0" w:before="0"/>
-      </w:pPr>
-      <w:r>
-        <w:rPr>
-          <w:b w:val="0"/>
-          <w:sz w:val="21"/>
-        </w:rPr>
-        <w:t>Solution: X-ray confirmation is the gold standard for NG tube placement; auscultation and pH are adjuncts but are not definitive, especially in high-risk clients.</w:t>
-      </w:r>
-    </w:p>
-    <w:p>
-      <w:pPr>
-        <w:spacing w:after="0" w:before="0"/>
-      </w:pPr>
-      <w:r>
-        <w:rPr>
-          <w:b w:val="0"/>
-          <w:sz w:val="20"/>
-        </w:rPr>
-        <w:t>Positive Marks: 1</w:t>
-      </w:r>
-    </w:p>
-    <w:p>
-      <w:pPr>
-        <w:spacing w:after="160" w:before="0"/>
-      </w:pPr>
-      <w:r>
-        <w:rPr>
-          <w:b w:val="0"/>
-          <w:sz w:val="20"/>
-        </w:rPr>
-        <w:t>Negative Marks: 0.25</w:t>
-      </w:r>
-    </w:p>
-    <w:p>
-      <w:pPr>
-        <w:spacing w:after="20" w:before="120"/>
-      </w:pPr>
-      <w:r>
-        <w:rPr>
-          <w:b/>
-          <w:sz w:val="22"/>
-        </w:rPr>
-        <w:t>Question: A 28 year old primigravida comes to the ANC OPD, how many additional Kcal will you recommend?</w:t>
-      </w:r>
-    </w:p>
-    <w:p>
-      <w:pPr>
-        <w:spacing w:after="0" w:before="0"/>
-      </w:pPr>
-      <w:r>
-        <w:rPr>
-          <w:b w:val="0"/>
-          <w:sz w:val="22"/>
-        </w:rPr>
-        <w:t>(a) 200 kcal</w:t>
-      </w:r>
-    </w:p>
-    <w:p>
-      <w:pPr>
-        <w:spacing w:after="0" w:before="0"/>
-      </w:pPr>
-      <w:r>
-        <w:rPr>
-          <w:b w:val="0"/>
-          <w:sz w:val="22"/>
-        </w:rPr>
-        <w:t>(b) 500 kcal</w:t>
-      </w:r>
-    </w:p>
-    <w:p>
-      <w:pPr>
-        <w:spacing w:after="0" w:before="0"/>
-      </w:pPr>
-      <w:r>
-        <w:rPr>
-          <w:b w:val="0"/>
-          <w:sz w:val="22"/>
-        </w:rPr>
-        <w:t>(c) 300 kcal</w:t>
-      </w:r>
-    </w:p>
-    <w:p>
-      <w:pPr>
-        <w:spacing w:after="0" w:before="0"/>
-      </w:pPr>
-      <w:r>
-        <w:rPr>
-          <w:b w:val="0"/>
-          <w:sz w:val="22"/>
-        </w:rPr>
-        <w:t>(d) 1000 kcal</w:t>
-      </w:r>
-    </w:p>
-    <w:p>
-      <w:pPr>
-        <w:spacing w:after="0" w:before="40"/>
-      </w:pPr>
-      <w:r>
-        <w:rPr>
-          <w:b/>
-          <w:sz w:val="22"/>
-        </w:rPr>
-        <w:t>Answer: c</w:t>
-      </w:r>
-    </w:p>
-    <w:p>
-      <w:pPr>
-        <w:spacing w:after="0" w:before="0"/>
-      </w:pPr>
-      <w:r>
-        <w:rPr>
-          <w:b w:val="0"/>
-          <w:sz w:val="21"/>
-        </w:rPr>
-        <w:t>Solution: A pregnant woman requires an additional 300 kcal/day during the second and third trimesters.</w:t>
-      </w:r>
-    </w:p>
-    <w:p>
-      <w:pPr>
-        <w:spacing w:after="0" w:before="0"/>
-      </w:pPr>
-      <w:r>
-        <w:rPr>
-          <w:b w:val="0"/>
-          <w:sz w:val="20"/>
-        </w:rPr>
-        <w:t>Positive Marks: 1</w:t>
-      </w:r>
-    </w:p>
-    <w:p>
-      <w:pPr>
-        <w:spacing w:after="160" w:before="0"/>
-      </w:pPr>
-      <w:r>
-        <w:rPr>
-          <w:b w:val="0"/>
-          <w:sz w:val="20"/>
-        </w:rPr>
-        <w:t>Negative Marks: 0.25</w:t>
-      </w:r>
-    </w:p>
-    <w:p>
-      <w:pPr>
-        <w:spacing w:after="20" w:before="120"/>
-      </w:pPr>
-      <w:r>
-        <w:rPr>
-          <w:b/>
-          <w:sz w:val="22"/>
-        </w:rPr>
-        <w:t>Question: Cyanotic spell is seen in:</w:t>
-      </w:r>
-    </w:p>
-    <w:p>
-      <w:pPr>
-        <w:spacing w:after="0" w:before="0"/>
-      </w:pPr>
-      <w:r>
-        <w:rPr>
-          <w:b w:val="0"/>
-          <w:sz w:val="22"/>
-        </w:rPr>
-        <w:t>(a) Trans position of arteries</w:t>
-      </w:r>
-    </w:p>
-    <w:p>
-      <w:pPr>
-        <w:spacing w:after="0" w:before="0"/>
-      </w:pPr>
-      <w:r>
-        <w:rPr>
-          <w:b w:val="0"/>
-          <w:sz w:val="22"/>
-        </w:rPr>
-        <w:t>(b) Atrial septal defect</w:t>
-      </w:r>
-    </w:p>
-    <w:p>
-      <w:pPr>
-        <w:spacing w:after="0" w:before="0"/>
-      </w:pPr>
-      <w:r>
-        <w:rPr>
-          <w:b w:val="0"/>
-          <w:sz w:val="22"/>
-        </w:rPr>
-        <w:t>(c) Tetralogy of Fallot</w:t>
-      </w:r>
-    </w:p>
-    <w:p>
-      <w:pPr>
-        <w:spacing w:after="0" w:before="0"/>
-      </w:pPr>
-      <w:r>
-        <w:rPr>
-          <w:b w:val="0"/>
-          <w:sz w:val="22"/>
-        </w:rPr>
-        <w:t>(d) Ventricular septal defect</w:t>
-      </w:r>
-    </w:p>
-    <w:p>
-      <w:pPr>
-        <w:spacing w:after="0" w:before="40"/>
-      </w:pPr>
-      <w:r>
-        <w:rPr>
-          <w:b/>
-          <w:sz w:val="22"/>
-        </w:rPr>
-        <w:t>Answer: c</w:t>
-      </w:r>
-    </w:p>
-    <w:p>
-      <w:pPr>
-        <w:spacing w:after="0" w:before="0"/>
-      </w:pPr>
-      <w:r>
-        <w:rPr>
-          <w:b w:val="0"/>
-          <w:sz w:val="21"/>
-        </w:rPr>
-        <w:t>Solution: A cyanotic spell is seen in Tetralogy of Fallot. Tetralogy of Fallot is a congenital heart defect characterized by four specific abnormalities in the structure of the heart. These abnormalities include ventricular septal defect (VSD), pulmonary stenosis, overriding aorta, and right ventricular hypertrophy. During a cyanotic spell, also known as a "Tet spell," there is a sudden and severe decrease in blood flow to the lungs, leading to inadequate oxygenation of the blood. This results in cyanosis, or a bluish discoloration of the skin and mucous membranes. Cyanotic spells can be triggered by physical activity or agitation and require immediate medical attention. "Nelson Textbook of Pediatrics</w:t>
-      </w:r>
-    </w:p>
-    <w:p>
-      <w:pPr>
-        <w:spacing w:after="0" w:before="0"/>
-      </w:pPr>
-      <w:r>
-        <w:rPr>
-          <w:b w:val="0"/>
-          <w:sz w:val="20"/>
-        </w:rPr>
-        <w:t>Positive Marks: 1</w:t>
-      </w:r>
-    </w:p>
-    <w:p>
-      <w:pPr>
-        <w:spacing w:after="160" w:before="0"/>
-      </w:pPr>
-      <w:r>
-        <w:rPr>
-          <w:b w:val="0"/>
-          <w:sz w:val="20"/>
-        </w:rPr>
-        <w:t>Negative Marks: 0.25</w:t>
-      </w:r>
-    </w:p>
-    <w:p>
-      <w:pPr>
-        <w:spacing w:after="20" w:before="120"/>
-      </w:pPr>
-      <w:r>
-        <w:rPr>
-          <w:b/>
-          <w:sz w:val="22"/>
-        </w:rPr>
-        <w:t>Question: Identify the following skin disease characterized by honey-like crusts around the mouth in a baby:</w:t>
-      </w:r>
-    </w:p>
-    <w:p>
-      <w:pPr>
-        <w:spacing w:after="0" w:before="0"/>
-      </w:pPr>
-      <w:r>
-        <w:rPr>
-          <w:b w:val="0"/>
-          <w:sz w:val="22"/>
-        </w:rPr>
-        <w:t>(a) Food Poisoning</w:t>
-      </w:r>
-    </w:p>
-    <w:p>
-      <w:pPr>
-        <w:spacing w:after="0" w:before="0"/>
-      </w:pPr>
-      <w:r>
-        <w:rPr>
-          <w:b w:val="0"/>
-          <w:sz w:val="22"/>
-        </w:rPr>
-        <w:t>(b) Impetigo</w:t>
-      </w:r>
-    </w:p>
-    <w:p>
-      <w:pPr>
-        <w:spacing w:after="0" w:before="0"/>
-      </w:pPr>
-      <w:r>
-        <w:rPr>
-          <w:b w:val="0"/>
-          <w:sz w:val="22"/>
-        </w:rPr>
-        <w:t>(c) Atopic dermatitis</w:t>
-      </w:r>
-    </w:p>
-    <w:p>
-      <w:pPr>
-        <w:spacing w:after="0" w:before="0"/>
-      </w:pPr>
-      <w:r>
-        <w:rPr>
-          <w:b w:val="0"/>
-          <w:sz w:val="22"/>
-        </w:rPr>
-        <w:t>(d) Scabies</w:t>
-      </w:r>
-    </w:p>
-    <w:p>
-      <w:pPr>
-        <w:spacing w:after="0" w:before="40"/>
-      </w:pPr>
-      <w:r>
-        <w:rPr>
-          <w:b/>
-          <w:sz w:val="22"/>
-        </w:rPr>
-        <w:t>Answer: b</w:t>
-      </w:r>
-    </w:p>
-    <w:p>
-      <w:pPr>
-        <w:spacing w:after="0" w:before="0"/>
-      </w:pPr>
-      <w:r>
-        <w:rPr>
-          <w:b w:val="0"/>
-          <w:sz w:val="21"/>
-        </w:rPr>
-        <w:t>Solution: The skin disease characterized by honey-like crusts around the mouth in a baby is impetigo. Impetigo is a common bacterial skin infection caused by Staphylococcus aureus or Streptococcus pyogenes. It is highly contagious and typically affects children. The honey-like crusts form as a result of the infection and can occur around the mouth, as well as on other areas of the body. Prompt treatment with appropriate antibiotics is essential to prevent the spread of the infection.</w:t>
-      </w:r>
-    </w:p>
-    <w:p>
-      <w:pPr>
-        <w:spacing w:after="0" w:before="0"/>
-      </w:pPr>
-      <w:r>
-        <w:rPr>
-          <w:b w:val="0"/>
-          <w:sz w:val="20"/>
-        </w:rPr>
-        <w:t>Positive Marks: 1</w:t>
-      </w:r>
-    </w:p>
-    <w:p>
-      <w:pPr>
-        <w:spacing w:after="160" w:before="0"/>
-      </w:pPr>
-      <w:r>
-        <w:rPr>
-          <w:b w:val="0"/>
-          <w:sz w:val="20"/>
-        </w:rPr>
-        <w:t>Negative Marks: 0.25</w:t>
-      </w:r>
-    </w:p>
-    <w:p>
-      <w:pPr>
-        <w:spacing w:after="20" w:before="120"/>
-      </w:pPr>
-      <w:r>
-        <w:rPr>
-          <w:b/>
-          <w:sz w:val="22"/>
-        </w:rPr>
-        <w:t>Question: Following are symptoms of borderline personality disorder, except?</w:t>
-      </w:r>
-    </w:p>
-    <w:p>
-      <w:pPr>
-        <w:spacing w:after="0" w:before="0"/>
-      </w:pPr>
-      <w:r>
-        <w:rPr>
-          <w:b w:val="0"/>
-          <w:sz w:val="22"/>
-        </w:rPr>
-        <w:t>(a) High selfesteem</w:t>
-      </w:r>
-    </w:p>
-    <w:p>
-      <w:pPr>
-        <w:spacing w:after="0" w:before="0"/>
-      </w:pPr>
-      <w:r>
-        <w:rPr>
-          <w:b w:val="0"/>
-          <w:sz w:val="22"/>
-        </w:rPr>
-        <w:t>(b) Hopelessness</w:t>
-      </w:r>
-    </w:p>
-    <w:p>
-      <w:pPr>
-        <w:spacing w:after="0" w:before="0"/>
-      </w:pPr>
-      <w:r>
-        <w:rPr>
-          <w:b w:val="0"/>
-          <w:sz w:val="22"/>
-        </w:rPr>
-        <w:t>(c) Impulsivity</w:t>
-      </w:r>
-    </w:p>
-    <w:p>
-      <w:pPr>
-        <w:spacing w:after="0" w:before="0"/>
-      </w:pPr>
-      <w:r>
-        <w:rPr>
-          <w:b w:val="0"/>
-          <w:sz w:val="22"/>
-        </w:rPr>
-        <w:t>(d) Recurrent suicidal ideation</w:t>
-      </w:r>
-    </w:p>
-    <w:p>
-      <w:pPr>
-        <w:spacing w:after="0" w:before="40"/>
-      </w:pPr>
-      <w:r>
-        <w:rPr>
-          <w:b/>
-          <w:sz w:val="22"/>
-        </w:rPr>
-        <w:t>Answer: a</w:t>
-      </w:r>
-    </w:p>
-    <w:p>
-      <w:pPr>
-        <w:spacing w:after="0" w:before="0"/>
-      </w:pPr>
-      <w:r>
-        <w:rPr>
-          <w:b w:val="0"/>
-          <w:sz w:val="21"/>
-        </w:rPr>
-        <w:t>Solution: Symptoms of borderline personality disorder include impulsivity, hopelessness, and recurrent suicidal ideation (options A, C, and D). Borderline personality disorder is a mental health condition characterized by unstable emotions, impulsive behaviors, and difficulties in relationships. Individuals with borderline personality disorder often struggle with intense and rapidly changing emotions, which can contribute to impulsive actions. Feelings of hopelessness and recurrent thoughts of self-harm or suicide are common in this disorder. However, individuals with borderline personality disorder often experience low self-esteem rather than high self-esteem, making option B incorrect.</w:t>
-      </w:r>
-    </w:p>
-    <w:p>
-      <w:pPr>
-        <w:spacing w:after="0" w:before="0"/>
-      </w:pPr>
-      <w:r>
-        <w:rPr>
-          <w:b w:val="0"/>
-          <w:sz w:val="20"/>
-        </w:rPr>
-        <w:t>Positive Marks: 1</w:t>
-      </w:r>
-    </w:p>
-    <w:p>
-      <w:pPr>
-        <w:spacing w:after="160" w:before="0"/>
-      </w:pPr>
-      <w:r>
-        <w:rPr>
-          <w:b w:val="0"/>
-          <w:sz w:val="20"/>
-        </w:rPr>
-        <w:t>Negative Marks: 0.25</w:t>
-      </w:r>
-    </w:p>
-    <w:p>
-      <w:pPr>
-        <w:spacing w:after="20" w:before="120"/>
-      </w:pPr>
-      <w:r>
-        <w:rPr>
-          <w:b/>
-          <w:sz w:val="22"/>
-        </w:rPr>
-        <w:t>Question: The best method of confirming the correct placement of a nasogastric tube is:</w:t>
-      </w:r>
-    </w:p>
-    <w:p>
-      <w:pPr>
-        <w:spacing w:after="0" w:before="0"/>
-      </w:pPr>
-      <w:r>
-        <w:rPr>
-          <w:b w:val="0"/>
-          <w:sz w:val="22"/>
-        </w:rPr>
-        <w:t>(a) Patient comfort</w:t>
-      </w:r>
-    </w:p>
-    <w:p>
-      <w:pPr>
-        <w:spacing w:after="0" w:before="0"/>
-      </w:pPr>
-      <w:r>
-        <w:rPr>
-          <w:b w:val="0"/>
-          <w:sz w:val="22"/>
-        </w:rPr>
-        <w:t>(b) Auscultation of air</w:t>
-      </w:r>
-    </w:p>
-    <w:p>
-      <w:pPr>
-        <w:spacing w:after="0" w:before="0"/>
-      </w:pPr>
-      <w:r>
-        <w:rPr>
-          <w:b w:val="0"/>
-          <w:sz w:val="22"/>
-        </w:rPr>
-        <w:t>(c) Bubbling in water</w:t>
-      </w:r>
-    </w:p>
-    <w:p>
-      <w:pPr>
-        <w:spacing w:after="0" w:before="0"/>
-      </w:pPr>
-      <w:r>
-        <w:rPr>
-          <w:b w:val="0"/>
-          <w:sz w:val="22"/>
-        </w:rPr>
-        <w:t>(d) X-ray</w:t>
-      </w:r>
-    </w:p>
-    <w:p>
-      <w:pPr>
-        <w:spacing w:after="0" w:before="40"/>
-      </w:pPr>
-      <w:r>
-        <w:rPr>
-          <w:b/>
-          <w:sz w:val="22"/>
-        </w:rPr>
-        <w:t>Answer: d</w:t>
-      </w:r>
-    </w:p>
-    <w:p>
-      <w:pPr>
-        <w:spacing w:after="0" w:before="0"/>
-      </w:pPr>
-      <w:r>
-        <w:rPr>
-          <w:b w:val="0"/>
-          <w:sz w:val="21"/>
-        </w:rPr>
-        <w:t>Solution: An X-ray is the most reliable method of confirming NG tube placement in the stomach.</w:t>
-      </w:r>
-    </w:p>
-    <w:p>
-      <w:pPr>
-        <w:spacing w:after="0" w:before="0"/>
-      </w:pPr>
-      <w:r>
-        <w:rPr>
-          <w:b w:val="0"/>
-          <w:sz w:val="20"/>
-        </w:rPr>
-        <w:t>Positive Marks: 1</w:t>
-      </w:r>
-    </w:p>
-    <w:p>
-      <w:pPr>
-        <w:spacing w:after="160" w:before="0"/>
-      </w:pPr>
-      <w:r>
-        <w:rPr>
-          <w:b w:val="0"/>
-          <w:sz w:val="20"/>
-        </w:rPr>
-        <w:t>Negative Marks: 0.25</w:t>
-      </w:r>
-    </w:p>
-    <w:p>
-      <w:pPr>
-        <w:spacing w:after="20" w:before="120"/>
-      </w:pPr>
-      <w:r>
-        <w:rPr>
-          <w:b/>
-          <w:sz w:val="22"/>
-        </w:rPr>
-        <w:t>Question: A nurse caring for a HIV positive patient got an accidental needle stick injury. Which of the following Is an appropriate immediate action following needle stick injury?</w:t>
-      </w:r>
-    </w:p>
-    <w:p>
-      <w:pPr>
-        <w:spacing w:after="0" w:before="0"/>
-      </w:pPr>
-      <w:r>
-        <w:rPr>
-          <w:b w:val="0"/>
-          <w:sz w:val="22"/>
-        </w:rPr>
-        <w:t>(a) Use bleach or alcohol to clean the wound</w:t>
-      </w:r>
-    </w:p>
-    <w:p>
-      <w:pPr>
-        <w:spacing w:after="0" w:before="0"/>
-      </w:pPr>
-      <w:r>
-        <w:rPr>
-          <w:b w:val="0"/>
-          <w:sz w:val="22"/>
-        </w:rPr>
-        <w:t>(b) Wash the wound and surrounding skin with soap and rinse</w:t>
-      </w:r>
-    </w:p>
-    <w:p>
-      <w:pPr>
-        <w:spacing w:after="0" w:before="0"/>
-      </w:pPr>
-      <w:r>
-        <w:rPr>
-          <w:b w:val="0"/>
-          <w:sz w:val="22"/>
-        </w:rPr>
-        <w:t>(c) Squeeze the wound to bleed it</w:t>
-      </w:r>
-    </w:p>
-    <w:p>
-      <w:pPr>
-        <w:spacing w:after="0" w:before="0"/>
-      </w:pPr>
-      <w:r>
-        <w:rPr>
-          <w:b w:val="0"/>
-          <w:sz w:val="22"/>
-        </w:rPr>
-        <w:t>(d) Put the pricked finger in mouth</w:t>
-      </w:r>
-    </w:p>
-    <w:p>
-      <w:pPr>
-        <w:spacing w:after="0" w:before="40"/>
-      </w:pPr>
-      <w:r>
-        <w:rPr>
-          <w:b/>
-          <w:sz w:val="22"/>
-        </w:rPr>
-        <w:t>Answer: b</w:t>
-      </w:r>
-    </w:p>
-    <w:p>
-      <w:pPr>
-        <w:spacing w:after="0" w:before="0"/>
-      </w:pPr>
-      <w:r>
-        <w:rPr>
-          <w:b w:val="0"/>
-          <w:sz w:val="21"/>
-        </w:rPr>
-        <w:t>Solution: If is experienced the site should be washed with soap and water immediately, report the incident to supervisor, assess the exposure (type of fluid, type of needle, amount of blood on the needle, etc.), evaluate the status of patient and immediately seek the treatment according to protocol.</w:t>
-      </w:r>
-    </w:p>
-    <w:p>
-      <w:pPr>
-        <w:spacing w:after="0" w:before="0"/>
-      </w:pPr>
-      <w:r>
-        <w:rPr>
-          <w:b w:val="0"/>
-          <w:sz w:val="20"/>
-        </w:rPr>
-        <w:t>Positive Marks: 1</w:t>
-      </w:r>
-    </w:p>
-    <w:p>
-      <w:pPr>
-        <w:spacing w:after="160" w:before="0"/>
-      </w:pPr>
-      <w:r>
-        <w:rPr>
-          <w:b w:val="0"/>
-          <w:sz w:val="20"/>
-        </w:rPr>
-        <w:t>Negative Marks: 0.25</w:t>
-      </w:r>
-    </w:p>
-    <w:p>
-      <w:pPr>
-        <w:spacing w:after="20" w:before="120"/>
-      </w:pPr>
-      <w:r>
-        <w:rPr>
-          <w:b/>
-          <w:sz w:val="22"/>
-        </w:rPr>
-        <w:t>Question: A client's cardiac monitor shows new-onset atrial fibrillation with a ventricular rate of 150 beats/min. Which assessment is the nurse's priority?</w:t>
-      </w:r>
-    </w:p>
-    <w:p>
-      <w:pPr>
-        <w:spacing w:after="0" w:before="0"/>
-      </w:pPr>
-      <w:r>
-        <w:rPr>
-          <w:b w:val="0"/>
-          <w:sz w:val="22"/>
-        </w:rPr>
-        <w:t>(a) Peripheral pulses and skin color</w:t>
-      </w:r>
-    </w:p>
-    <w:p>
-      <w:pPr>
-        <w:spacing w:after="0" w:before="0"/>
-      </w:pPr>
-      <w:r>
-        <w:rPr>
-          <w:b w:val="0"/>
-          <w:sz w:val="22"/>
-        </w:rPr>
-        <w:t>(b) Level of consciousness and blood pressure</w:t>
-      </w:r>
-    </w:p>
-    <w:p>
-      <w:pPr>
-        <w:spacing w:after="0" w:before="0"/>
-      </w:pPr>
-      <w:r>
-        <w:rPr>
-          <w:b w:val="0"/>
-          <w:sz w:val="22"/>
-        </w:rPr>
-        <w:t>(c) Hourly urine output</w:t>
-      </w:r>
-    </w:p>
-    <w:p>
-      <w:pPr>
-        <w:spacing w:after="0" w:before="0"/>
-      </w:pPr>
-      <w:r>
-        <w:rPr>
-          <w:b w:val="0"/>
-          <w:sz w:val="22"/>
-        </w:rPr>
-        <w:t>(d) Deep tendon reflexes</w:t>
-      </w:r>
-    </w:p>
-    <w:p>
-      <w:pPr>
-        <w:spacing w:after="0" w:before="40"/>
-      </w:pPr>
-      <w:r>
-        <w:rPr>
-          <w:b/>
-          <w:sz w:val="22"/>
-        </w:rPr>
-        <w:t>Answer: b</w:t>
-      </w:r>
-    </w:p>
-    <w:p>
-      <w:pPr>
-        <w:spacing w:after="0" w:before="0"/>
-      </w:pPr>
-      <w:r>
-        <w:rPr>
-          <w:b w:val="0"/>
-          <w:sz w:val="21"/>
-        </w:rPr>
-        <w:t>Solution: Rapid atrial fibrillation can cause hemodynamic compromise; the priority is to evaluate cerebral perfusion (level of consciousness) and blood pressure for instability.</w:t>
-      </w:r>
-    </w:p>
-    <w:p>
-      <w:pPr>
-        <w:spacing w:after="0" w:before="0"/>
-      </w:pPr>
-      <w:r>
-        <w:rPr>
-          <w:b w:val="0"/>
-          <w:sz w:val="20"/>
-        </w:rPr>
-        <w:t>Positive Marks: 1</w:t>
-      </w:r>
-    </w:p>
-    <w:p>
-      <w:pPr>
-        <w:spacing w:after="160" w:before="0"/>
-      </w:pPr>
-      <w:r>
-        <w:rPr>
-          <w:b w:val="0"/>
-          <w:sz w:val="20"/>
-        </w:rPr>
-        <w:t>Negative Marks: 0.25</w:t>
-      </w:r>
-    </w:p>
-    <w:p>
-      <w:pPr>
-        <w:spacing w:after="20" w:before="120"/>
-      </w:pPr>
-      <w:r>
-        <w:rPr>
-          <w:b/>
-          <w:sz w:val="22"/>
-        </w:rPr>
-        <w:t>Question: After receiving change-of-shift report, which client should the nurse assess FIRST?</w:t>
-      </w:r>
-    </w:p>
-    <w:p>
-      <w:pPr>
-        <w:spacing w:after="0" w:before="0"/>
-      </w:pPr>
-      <w:r>
-        <w:rPr>
-          <w:b w:val="0"/>
-          <w:sz w:val="22"/>
-        </w:rPr>
-        <w:t>(a) A client scheduled for surgery in 2 hours</w:t>
-      </w:r>
-    </w:p>
-    <w:p>
-      <w:pPr>
-        <w:spacing w:after="0" w:before="0"/>
-      </w:pPr>
-      <w:r>
-        <w:rPr>
-          <w:b w:val="0"/>
-          <w:sz w:val="22"/>
-        </w:rPr>
-        <w:t>(b) A client requesting pain medication</w:t>
-      </w:r>
-    </w:p>
-    <w:p>
-      <w:pPr>
-        <w:spacing w:after="0" w:before="0"/>
-      </w:pPr>
-      <w:r>
-        <w:rPr>
-          <w:b w:val="0"/>
-          <w:sz w:val="22"/>
-        </w:rPr>
-        <w:t>(c) A client who had an uneventful postoperative night</w:t>
-      </w:r>
-    </w:p>
-    <w:p>
-      <w:pPr>
-        <w:spacing w:after="0" w:before="0"/>
-      </w:pPr>
-      <w:r>
-        <w:rPr>
-          <w:b w:val="0"/>
-          <w:sz w:val="22"/>
-        </w:rPr>
-        <w:t>(d) A client with chest pain, diaphoresis and BP 90/60 mm Hg</w:t>
-      </w:r>
-    </w:p>
-    <w:p>
-      <w:pPr>
-        <w:spacing w:after="0" w:before="40"/>
-      </w:pPr>
-      <w:r>
-        <w:rPr>
-          <w:b/>
-          <w:sz w:val="22"/>
-        </w:rPr>
-        <w:t>Answer: d</w:t>
-      </w:r>
-    </w:p>
-    <w:p>
-      <w:pPr>
-        <w:spacing w:after="0" w:before="0"/>
-      </w:pPr>
-      <w:r>
-        <w:rPr>
-          <w:b w:val="0"/>
-          <w:sz w:val="21"/>
-        </w:rPr>
-        <w:t>Solution: Chest pain with diaphoresis and hypotension suggests an acute cardiac event; this client is at greatest risk and is assessed first (ABC/priority framework).</w:t>
-      </w:r>
-    </w:p>
-    <w:p>
-      <w:pPr>
-        <w:spacing w:after="0" w:before="0"/>
-      </w:pPr>
-      <w:r>
-        <w:rPr>
-          <w:b w:val="0"/>
-          <w:sz w:val="20"/>
-        </w:rPr>
-        <w:t>Positive Marks: 1</w:t>
-      </w:r>
-    </w:p>
-    <w:p>
-      <w:pPr>
-        <w:spacing w:after="160" w:before="0"/>
-      </w:pPr>
-      <w:r>
-        <w:rPr>
-          <w:b w:val="0"/>
-          <w:sz w:val="20"/>
-        </w:rPr>
-        <w:t>Negative Marks: 0.25</w:t>
+      <w:r>
+        <w:t xml:space="preserve">Question: A patient with acute gastroenteritis has copious watery diarrhea and signs of some dehydration. The nurse should administer:</w:t>
+      </w:r>
+    </w:p>
+    <w:p>
+      <w:r>
+        <w:t xml:space="preserve">(a) ORS in small, frequent amounts</w:t>
+      </w:r>
+    </w:p>
+    <w:p>
+      <w:r>
+        <w:t xml:space="preserve">(b) Antidiarrheals first</w:t>
+      </w:r>
+    </w:p>
+    <w:p>
+      <w:r>
+        <w:t xml:space="preserve">(c) Only plain water</w:t>
+      </w:r>
+    </w:p>
+    <w:p>
+      <w:r>
+        <w:t xml:space="preserve">(d) A full meal immediately</w:t>
+      </w:r>
+    </w:p>
+    <w:p>
+      <w:r>
+        <w:t xml:space="preserve">Answer: a</w:t>
+      </w:r>
+    </w:p>
+    <w:p>
+      <w:r>
+        <w:t xml:space="preserve">Solution: ✅ Correct Answer: (a) ORS in small, frequent amounts</w:t>
+      </w:r>
+    </w:p>
+    <w:p>
+      <w:r>
+        <w:t xml:space="preserve">🧠 Clinical Rationale: The patient has "some dehydration" (mild–moderate) with active watery diarrhea. ORS replaces both water AND electrolytes lost in stool — the WHO standard is 75 mL/kg over 4 hours, given in small, frequent sips to improve tolerance and absorption. Rehydration is the priority before any dietary concerns.</w:t>
+      </w:r>
+    </w:p>
+    <w:p>
+      <w:r>
+        <w:t xml:space="preserve">🔍 Key Clues: "Copious watery diarrhea" + "some dehydration" → active fluid/electrolyte loss requiring replacement therapy.</w:t>
+      </w:r>
+    </w:p>
+    <w:p>
+      <w:r>
+        <w:t xml:space="preserve">❌ Why Not Other Options?</w:t>
+      </w:r>
+    </w:p>
+    <w:p>
+      <w:r>
+        <w:t xml:space="preserve">(b) — Antidiarrheals (loperamide) are avoided in infectious diarrhea; retaining organisms can worsen infection and prolong illness.</w:t>
+      </w:r>
+    </w:p>
+    <w:p>
+      <w:r>
+        <w:t xml:space="preserve">(c) — Plain water replaces fluid but NOT electrolytes (sodium, potassium, bicarbonate), risking hyponatremia and incomplete correction.</w:t>
+      </w:r>
+    </w:p>
+    <w:p>
+      <w:r>
+        <w:t xml:space="preserve">(d) — A full meal immediately can worsen diarrhea and vomiting; feeding resumes gradually after rehydration, not as first-line treatment.</w:t>
+      </w:r>
+    </w:p>
+    <w:p>
+      <w:r>
+        <w:t xml:space="preserve">⚠️ Exam Trap: Do not choose "plain water" just because the patient is thirsty. Dehydration correction always needs electrolytes — ORS, not water alone, is the exam answer.</w:t>
+      </w:r>
+    </w:p>
+    <w:p>
+      <w:r>
+        <w:t xml:space="preserve">💎 PNC Pearl: ORS = 75 mL/kg in 4 hours for mild–moderate dehydration; give in small, frequent sips.</w:t>
+      </w:r>
+    </w:p>
+    <w:p>
+      <w:r>
+        <w:t xml:space="preserve">📌 Concept Extension: Severe dehydration → IV Ringer lactate or normal saline first; ORS only when the patient can drink.</w:t>
+      </w:r>
+    </w:p>
+    <w:p>
+      <w:r>
+        <w:t xml:space="preserve">Positive Marks: 1</w:t>
+      </w:r>
+    </w:p>
+    <w:p>
+      <w:r>
+        <w:t xml:space="preserve">Negative Marks: 0.25</w:t>
+      </w:r>
+    </w:p>
+    <w:p>
+      <w:r>
+        <w:t xml:space="preserve"/>
+      </w:r>
+    </w:p>
+    <w:p>
+      <w:r>
+        <w:t xml:space="preserve">Question: The nurse is preparing a patient for a blood transfusion. Before starting the transfusion, the nurse should:</w:t>
+      </w:r>
+    </w:p>
+    <w:p>
+      <w:r>
+        <w:t xml:space="preserve">(a) Verify the patient's identity, blood group, and crossmatch with another nurse</w:t>
+      </w:r>
+    </w:p>
+    <w:p>
+      <w:r>
+        <w:t xml:space="preserve">(b) Give the blood without verification</w:t>
+      </w:r>
+    </w:p>
+    <w:p>
+      <w:r>
+        <w:t xml:space="preserve">(c) Warm the blood in hot water</w:t>
+      </w:r>
+    </w:p>
+    <w:p>
+      <w:r>
+        <w:t xml:space="preserve">(d) Add medication to the blood bag</w:t>
+      </w:r>
+    </w:p>
+    <w:p>
+      <w:r>
+        <w:t xml:space="preserve">Answer: a</w:t>
+      </w:r>
+    </w:p>
+    <w:p>
+      <w:r>
+        <w:t xml:space="preserve">Solution: ✅ Correct Answer: (a) Verify the patient's identity, blood group, and crossmatch with another nurse</w:t>
+      </w:r>
+    </w:p>
+    <w:p>
+      <w:r>
+        <w:t xml:space="preserve">🧠 Clinical Rationale: A transfusion reaction can be fatal. The standard safety check is double verification — TWO nurses confirm the patient's identity, blood group, and crossmatch against the blood bag label and case record. Baseline vital signs are also recorded before starting the transfusion.</w:t>
+      </w:r>
+    </w:p>
+    <w:p>
+      <w:r>
+        <w:t xml:space="preserve">🔍 Key Clues: "Before starting the transfusion" → the check that prevents mismatch errors is the priority action.</w:t>
+      </w:r>
+    </w:p>
+    <w:p>
+      <w:r>
+        <w:t xml:space="preserve">❌ Why Not Other Options?</w:t>
+      </w:r>
+    </w:p>
+    <w:p>
+      <w:r>
+        <w:t xml:space="preserve">(b) — Giving blood without verification risks ABO incompatibility and a potentially fatal hemolytic reaction.</w:t>
+      </w:r>
+    </w:p>
+    <w:p>
+      <w:r>
+        <w:t xml:space="preserve">(c) — Warming blood in hot water destroys red cells (hemolysis); only approved blood warmers are used in specific situations.</w:t>
+      </w:r>
+    </w:p>
+    <w:p>
+      <w:r>
+        <w:t xml:space="preserve">(d) — Nothing is ever added to a blood bag; adding medication contaminates the product and can cause reactions.</w:t>
+      </w:r>
+    </w:p>
+    <w:p>
+      <w:r>
+        <w:t xml:space="preserve">⚠️ Exam Trap: Questions on transfusion always test the verification step. Remember: two nurses, at the bedside, checking patient ↔ bag ↔ report.</w:t>
+      </w:r>
+    </w:p>
+    <w:p>
+      <w:r>
+        <w:t xml:space="preserve">💎 PNC Pearl: First 15 minutes of a transfusion are the highest risk — stay with the patient and observe for reactions.</w:t>
+      </w:r>
+    </w:p>
+    <w:p>
+      <w:r>
+        <w:t xml:space="preserve">📌 Concept Extension: Suspected reaction → STOP transfusion, keep IV line with normal saline, notify physician, return bag and tubing to blood bank.</w:t>
+      </w:r>
+    </w:p>
+    <w:p>
+      <w:r>
+        <w:t xml:space="preserve">Positive Marks: 1</w:t>
+      </w:r>
+    </w:p>
+    <w:p>
+      <w:r>
+        <w:t xml:space="preserve">Negative Marks: 0.25</w:t>
+      </w:r>
+    </w:p>
+    <w:p>
+      <w:r>
+        <w:t xml:space="preserve"/>
+      </w:r>
+    </w:p>
+    <w:p>
+      <w:r>
+        <w:t xml:space="preserve">Question: A patient at 20 weeks of gestation reports severe itching of the palms and soles. The nurse should suspect:</w:t>
+      </w:r>
+    </w:p>
+    <w:p>
+      <w:r>
+        <w:t xml:space="preserve">(a) Intrahepatic cholestasis of pregnancy</w:t>
+      </w:r>
+    </w:p>
+    <w:p>
+      <w:r>
+        <w:t xml:space="preserve">(b) Normal pregnancy itching</w:t>
+      </w:r>
+    </w:p>
+    <w:p>
+      <w:r>
+        <w:t xml:space="preserve">(c) Scabies</w:t>
+      </w:r>
+    </w:p>
+    <w:p>
+      <w:r>
+        <w:t xml:space="preserve">(d) Urticaria</w:t>
+      </w:r>
+    </w:p>
+    <w:p>
+      <w:r>
+        <w:t xml:space="preserve">Answer: a</w:t>
+      </w:r>
+    </w:p>
+    <w:p>
+      <w:r>
+        <w:t xml:space="preserve">Solution: ✅ Correct Answer: (a) Intrahepatic cholestasis of pregnancy</w:t>
+      </w:r>
+    </w:p>
+    <w:p>
+      <w:r>
+        <w:t xml:space="preserve">🧠 Clinical Rationale: Intense pruritus WITHOUT a rash, especially involving the palms and soles, in the second/third trimester is the classic presentation of intrahepatic cholestasis of pregnancy (ICP) — caused by bile acid accumulation from impaired bile flow. ICP increases fetal risk (preterm birth, stillbirth), so it must not be dismissed as normal itching.</w:t>
+      </w:r>
+    </w:p>
+    <w:p>
+      <w:r>
+        <w:t xml:space="preserve">🔍 Key Clues: "20 weeks" (second trimester) + "palms and soles" + "severe itching" — the hallmark distribution of ICP.</w:t>
+      </w:r>
+    </w:p>
+    <w:p>
+      <w:r>
+        <w:t xml:space="preserve">❌ Why Not Other Options?</w:t>
+      </w:r>
+    </w:p>
+    <w:p>
+      <w:r>
+        <w:t xml:space="preserve">(b) — Normal pregnancy itching is mild, generalized, and not concentrated on palms/soles; severe pruritus in that distribution is never "normal."</w:t>
+      </w:r>
+    </w:p>
+    <w:p>
+      <w:r>
+        <w:t xml:space="preserve">(c) — Scabies causes a rash with burrows between fingers and intense itching at night — a rash is absent here.</w:t>
+      </w:r>
+    </w:p>
+    <w:p>
+      <w:r>
+        <w:t xml:space="preserve">(d) — Urticaria presents as raised, itchy wheals (hives); the question describes itching without a rash.</w:t>
+      </w:r>
+    </w:p>
+    <w:p>
+      <w:r>
+        <w:t xml:space="preserve">⚠️ Exam Trap: Palm-and-sole pruritus in pregnancy = ICP until proven otherwise. Never reassure the patient without evaluation.</w:t>
+      </w:r>
+    </w:p>
+    <w:p>
+      <w:r>
+        <w:t xml:space="preserve">💎 PNC Pearl: ICP is confirmed by elevated serum bile acids; ursodeoxycholic acid relieves itching and may reduce fetal risk.</w:t>
+      </w:r>
+    </w:p>
+    <w:p>
+      <w:r>
+        <w:t xml:space="preserve">📌 Concept Extension: ICP is associated with gallstones, hepatitis C, and prior ICP; delivery timing is planned to reduce fetal risks.</w:t>
+      </w:r>
+    </w:p>
+    <w:p>
+      <w:r>
+        <w:t xml:space="preserve">Positive Marks: 1</w:t>
+      </w:r>
+    </w:p>
+    <w:p>
+      <w:r>
+        <w:t xml:space="preserve">Negative Marks: 0.25</w:t>
+      </w:r>
+    </w:p>
+    <w:p>
+      <w:r>
+        <w:t xml:space="preserve"/>
+      </w:r>
+    </w:p>
+    <w:p>
+      <w:r>
+        <w:t xml:space="preserve">Question: A 3-year-old child is diagnosed with nephrotic syndrome. Which finding is most characteristic?</w:t>
+      </w:r>
+    </w:p>
+    <w:p>
+      <w:r>
+        <w:t xml:space="preserve">(a) Massive proteinuria, hypoalbuminemia, edema, and hyperlipidemia</w:t>
+      </w:r>
+    </w:p>
+    <w:p>
+      <w:r>
+        <w:t xml:space="preserve">(b) Hematuria with hypertension</w:t>
+      </w:r>
+    </w:p>
+    <w:p>
+      <w:r>
+        <w:t xml:space="preserve">(c) Glycosuria</w:t>
+      </w:r>
+    </w:p>
+    <w:p>
+      <w:r>
+        <w:t xml:space="preserve">(d) Jaundice</w:t>
+      </w:r>
+    </w:p>
+    <w:p>
+      <w:r>
+        <w:t xml:space="preserve">Answer: a</w:t>
+      </w:r>
+    </w:p>
+    <w:p>
+      <w:r>
+        <w:t xml:space="preserve">Solution: ✅ Correct Answer: (a) Massive proteinuria, hypoalbuminemia, edema, and hyperlipidemia</w:t>
+      </w:r>
+    </w:p>
+    <w:p>
+      <w:r>
+        <w:t xml:space="preserve">🧠 Clinical Rationale: Nephrotic syndrome is defined by the tetrad: massive proteinuria (&gt;3+ or &gt;40 mg/m²/hr), hypoalbuminemia (&lt;2.5 g/dL), generalized edema, and hyperlipidemia. The protein loss through damaged glomeruli causes low albumin, which drops oncotic pressure → edema and triggers lipid synthesis.</w:t>
+      </w:r>
+    </w:p>
+    <w:p>
+      <w:r>
+        <w:t xml:space="preserve">🔍 Key Clues: "3-year-old" + "nephrotic syndrome" → the classic minimal-change nephrotic picture with the four characteristic findings.</w:t>
+      </w:r>
+    </w:p>
+    <w:p>
+      <w:r>
+        <w:t xml:space="preserve">❌ Why Not Other Options?</w:t>
+      </w:r>
+    </w:p>
+    <w:p>
+      <w:r>
+        <w:t xml:space="preserve">(b) — Hematuria with hypertension is the classic picture of NEPHRITIC syndrome (glomerulonephritis), not nephrotic.</w:t>
+      </w:r>
+    </w:p>
+    <w:p>
+      <w:r>
+        <w:t xml:space="preserve">(c) — Glycosuria suggests diabetes or a tubular defect, not nephrotic syndrome.</w:t>
+      </w:r>
+    </w:p>
+    <w:p>
+      <w:r>
+        <w:t xml:space="preserve">(d) — Jaundice indicates liver/biliary disease and is unrelated to the nephrotic tetrad.</w:t>
+      </w:r>
+    </w:p>
+    <w:p>
+      <w:r>
+        <w:t xml:space="preserve">⚠️ Exam Trap: Nephrotic = protein loss + edema (no significant hematuria/hypertension). Nephritic = blood + hypertension. Interchanging them is a classic NORCET mistake.</w:t>
+      </w:r>
+    </w:p>
+    <w:p>
+      <w:r>
+        <w:t xml:space="preserve">💎 PNC Pearl: Nephrotic child → daily weight, strict I/O, urine albumin testing; steroids (prednisolone) are first-line therapy.</w:t>
+      </w:r>
+    </w:p>
+    <w:p>
+      <w:r>
+        <w:t xml:space="preserve">🎯 Clinical Decision Rule: Proteinuria + edema + low albumin = nephrotic; hematuria + hypertension + oliguria = nephritic.</w:t>
+      </w:r>
+    </w:p>
+    <w:p>
+      <w:r>
+        <w:t xml:space="preserve">Positive Marks: 1</w:t>
+      </w:r>
+    </w:p>
+    <w:p>
+      <w:r>
+        <w:t xml:space="preserve">Negative Marks: 0.25</w:t>
+      </w:r>
+    </w:p>
+    <w:p>
+      <w:r>
+        <w:t xml:space="preserve"/>
+      </w:r>
+    </w:p>
+    <w:p>
+      <w:r>
+        <w:t xml:space="preserve">Question: A patient with bipolar disorder in the depressive phase expresses hopelessness and suicidal ideation. The priority nursing intervention is:</w:t>
+      </w:r>
+    </w:p>
+    <w:p>
+      <w:r>
+        <w:t xml:space="preserve">(a) Initiate suicide precautions and provide a safe environment</w:t>
+      </w:r>
+    </w:p>
+    <w:p>
+      <w:r>
+        <w:t xml:space="preserve">(b) Leave the patient alone</w:t>
+      </w:r>
+    </w:p>
+    <w:p>
+      <w:r>
+        <w:t xml:space="preserve">(c) Minimize the patient's feelings</w:t>
+      </w:r>
+    </w:p>
+    <w:p>
+      <w:r>
+        <w:t xml:space="preserve">(d) Remove all restrictions</w:t>
+      </w:r>
+    </w:p>
+    <w:p>
+      <w:r>
+        <w:t xml:space="preserve">Answer: a</w:t>
+      </w:r>
+    </w:p>
+    <w:p>
+      <w:r>
+        <w:t xml:space="preserve">Solution: ✅ Correct Answer: (a) Initiate suicide precautions and provide a safe environment</w:t>
+      </w:r>
+    </w:p>
+    <w:p>
+      <w:r>
+        <w:t xml:space="preserve">🧠 Clinical Rationale: Hopelessness with suicidal ideation is a psychiatric emergency. Safety is the absolute priority — institute suicide precautions: constant observation, removal of harmful objects, and a safe, supervised environment, with psychiatric consultation.</w:t>
+      </w:r>
+    </w:p>
+    <w:p>
+      <w:r>
+        <w:t xml:space="preserve">🔍 Key Clues: "Hopelessness" + "suicidal ideation" → immediate risk of self-harm overrides all other considerations.</w:t>
+      </w:r>
+    </w:p>
+    <w:p>
+      <w:r>
+        <w:t xml:space="preserve">❌ Why Not Other Options?</w:t>
+      </w:r>
+    </w:p>
+    <w:p>
+      <w:r>
+        <w:t xml:space="preserve">(b) — Leaving a suicidal patient alone directly removes supervision and increases risk of attempt.</w:t>
+      </w:r>
+    </w:p>
+    <w:p>
+      <w:r>
+        <w:t xml:space="preserve">(c) — Minimizing or dismissing the patient's feelings invalidates them and increases hopelessness; therapeutic communication acknowledges distress.</w:t>
+      </w:r>
+    </w:p>
+    <w:p>
+      <w:r>
+        <w:t xml:space="preserve">(d) — Removing all restrictions exposes the patient to more harm; restrictions/supervision are INCREASED during suicidal crisis.</w:t>
+      </w:r>
+    </w:p>
+    <w:p>
+      <w:r>
+        <w:t xml:space="preserve">⚠️ Exam Trap: In psychiatry, "priority" questions are about SAFETY first. Any option that isolates or dismisses a suicidal patient is automatically wrong.</w:t>
+      </w:r>
+    </w:p>
+    <w:p>
+      <w:r>
+        <w:t xml:space="preserve">💎 PNC Pearl: Hopelessness is one of the strongest predictors of completed suicide — take every expression of it seriously.</w:t>
+      </w:r>
+    </w:p>
+    <w:p>
+      <w:r>
+        <w:t xml:space="preserve">🩺 Clinical Thinking: Recognize risk → Ensure safety → Supervise constantly → Escalate to psychiatrist → Document.</w:t>
+      </w:r>
+    </w:p>
+    <w:p>
+      <w:r>
+        <w:t xml:space="preserve">Positive Marks: 1</w:t>
+      </w:r>
+    </w:p>
+    <w:p>
+      <w:r>
+        <w:t xml:space="preserve">Negative Marks: 0.25</w:t>
+      </w:r>
+    </w:p>
+    <w:p>
+      <w:r>
+        <w:t xml:space="preserve"/>
+      </w:r>
+    </w:p>
+    <w:p>
+      <w:r>
+        <w:t xml:space="preserve">Question: The "National Program for Health Care of the Elderly" (NPHCE) provides:</w:t>
+      </w:r>
+    </w:p>
+    <w:p>
+      <w:r>
+        <w:t xml:space="preserve">(a) Geriatric care services at various levels</w:t>
+      </w:r>
+    </w:p>
+    <w:p>
+      <w:r>
+        <w:t xml:space="preserve">(b) Only pediatric care</w:t>
+      </w:r>
+    </w:p>
+    <w:p>
+      <w:r>
+        <w:t xml:space="preserve">(c) Maternity services only</w:t>
+      </w:r>
+    </w:p>
+    <w:p>
+      <w:r>
+        <w:t xml:space="preserve">(d) Dental services only</w:t>
+      </w:r>
+    </w:p>
+    <w:p>
+      <w:r>
+        <w:t xml:space="preserve">Answer: a</w:t>
+      </w:r>
+    </w:p>
+    <w:p>
+      <w:r>
+        <w:t xml:space="preserve">Solution: ✅ Correct Answer: (a) Geriatric care services at various levels</w:t>
+      </w:r>
+    </w:p>
+    <w:p>
+      <w:r>
+        <w:t xml:space="preserve">🧠 Clinical Rationale: NPHCE (launched 2010–11) addresses the healthcare needs of India's growing elderly population by providing geriatric services — geriatric OPDs, home-based care, rehabilitative services, and training of healthcare workers — at district, regional, and national levels.</w:t>
+      </w:r>
+    </w:p>
+    <w:p>
+      <w:r>
+        <w:t xml:space="preserve">🔍 Key Clues: The program name itself says it: "Health Care of the ELDERLY."</w:t>
+      </w:r>
+    </w:p>
+    <w:p>
+      <w:r>
+        <w:t xml:space="preserve">❌ Why Not Other Options?</w:t>
+      </w:r>
+    </w:p>
+    <w:p>
+      <w:r>
+        <w:t xml:space="preserve">(b) — Pediatric care is covered by RBSK and other child-health programs, not NPHCE.</w:t>
+      </w:r>
+    </w:p>
+    <w:p>
+      <w:r>
+        <w:t xml:space="preserve">(c) — Maternity services are under Janani Suraksha Yojana / NHM, not the elderly program.</w:t>
+      </w:r>
+    </w:p>
+    <w:p>
+      <w:r>
+        <w:t xml:space="preserve">(d) — Dental services are not the focus of NPHCE; geriatric care is comprehensive.</w:t>
+      </w:r>
+    </w:p>
+    <w:p>
+      <w:r>
+        <w:t xml:space="preserve">⚠️ Exam Trap: Match the program to its target group by name. NPHCE → elderly; RBSK → children; JSY → mothers.</w:t>
+      </w:r>
+    </w:p>
+    <w:p>
+      <w:r>
+        <w:t xml:space="preserve">💎 PNC Pearl: NPHCE = National Program for Health Care of the Elderly — geriatric OPDs, home-based care, and rehabilitation.</w:t>
+      </w:r>
+    </w:p>
+    <w:p>
+      <w:r>
+        <w:t xml:space="preserve">📌 Concept Extension: Related elderly initiatives: Maintenance &amp; Welfare of Parents and Senior Citizens Act 2007, and the "Rashtriya Vayoshri Yojana" for assistive devices.</w:t>
+      </w:r>
+    </w:p>
+    <w:p>
+      <w:r>
+        <w:t xml:space="preserve">Positive Marks: 1</w:t>
+      </w:r>
+    </w:p>
+    <w:p>
+      <w:r>
+        <w:t xml:space="preserve">Negative Marks: 0.25</w:t>
+      </w:r>
+    </w:p>
+    <w:p>
+      <w:r>
+        <w:t xml:space="preserve"/>
+      </w:r>
+    </w:p>
+    <w:p>
+      <w:r>
+        <w:t xml:space="preserve">Question: The nurse is to give 60 mg of a medication. The vial contains 40 mg/mL. The volume to give is:</w:t>
+      </w:r>
+    </w:p>
+    <w:p>
+      <w:r>
+        <w:t xml:space="preserve">(a) 0.5 mL</w:t>
+      </w:r>
+    </w:p>
+    <w:p>
+      <w:r>
+        <w:t xml:space="preserve">(b) 1 mL</w:t>
+      </w:r>
+    </w:p>
+    <w:p>
+      <w:r>
+        <w:t xml:space="preserve">(c) 1.5 mL</w:t>
+      </w:r>
+    </w:p>
+    <w:p>
+      <w:r>
+        <w:t xml:space="preserve">(d) 2 mL</w:t>
+      </w:r>
+    </w:p>
+    <w:p>
+      <w:r>
+        <w:t xml:space="preserve">Answer: c</w:t>
+      </w:r>
+    </w:p>
+    <w:p>
+      <w:r>
+        <w:t xml:space="preserve">Solution: ✅ Correct Answer: (c) 1.5 mL</w:t>
+      </w:r>
+    </w:p>
+    <w:p>
+      <w:r>
+        <w:t xml:space="preserve">🧠 Clinical Rationale: Using the basic dose formula — Volume = Desired ÷ Concentration = 60 mg ÷ 40 mg/mL = 1.5 mL. The units of "mg" cancel, leaving mL.</w:t>
+      </w:r>
+    </w:p>
+    <w:p>
+      <w:r>
+        <w:t xml:space="preserve">🔍 Key Clues: "60 mg" ordered, "40 mg/mL" available → divide ordered dose by the concentration.</w:t>
+      </w:r>
+    </w:p>
+    <w:p>
+      <w:r>
+        <w:t xml:space="preserve">❌ Why Not Other Options?</w:t>
+      </w:r>
+    </w:p>
+    <w:p>
+      <w:r>
+        <w:t xml:space="preserve">(a) — 0.5 mL would deliver only 20 mg — the result of dividing concentration by dose (40 ÷ 60), which is inverted.</w:t>
+      </w:r>
+    </w:p>
+    <w:p>
+      <w:r>
+        <w:t xml:space="preserve">(b) — 1 mL delivers 40 mg, not the ordered 60 mg.</w:t>
+      </w:r>
+    </w:p>
+    <w:p>
+      <w:r>
+        <w:t xml:space="preserve">(d) — 2 mL delivers 80 mg — an overdose from multiplying rather than dividing correctly.</w:t>
+      </w:r>
+    </w:p>
+    <w:p>
+      <w:r>
+        <w:t xml:space="preserve">⚠️ Exam Trap: Drug calculations are scored for the correct ARITHMETIC. Always cancel units and ask: "Does this volume make sense for the dose?"</w:t>
+      </w:r>
+    </w:p>
+    <w:p>
+      <w:r>
+        <w:t xml:space="preserve">💎 PNC Pearl: Formula: Desired ÷ Have × Quantity = volume to administer.</w:t>
+      </w:r>
+    </w:p>
+    <w:p>
+      <w:r>
+        <w:t xml:space="preserve">📌 Concept Extension: Always verify dose calculations with a second nurse and use the drug's standard concentration before drawing up.</w:t>
+      </w:r>
+    </w:p>
+    <w:p>
+      <w:r>
+        <w:t xml:space="preserve">Positive Marks: 1</w:t>
+      </w:r>
+    </w:p>
+    <w:p>
+      <w:r>
+        <w:t xml:space="preserve">Negative Marks: 0.25</w:t>
+      </w:r>
+    </w:p>
+    <w:p>
+      <w:r>
+        <w:t xml:space="preserve"/>
+      </w:r>
+    </w:p>
+    <w:p>
+      <w:r>
+        <w:t xml:space="preserve">Question: The nurse is caring for a patient with hypothyroidism. Which assessment finding is expected?</w:t>
+      </w:r>
+    </w:p>
+    <w:p>
+      <w:r>
+        <w:t xml:space="preserve">(a) Cold intolerance, weight gain, and bradycardia</w:t>
+      </w:r>
+    </w:p>
+    <w:p>
+      <w:r>
+        <w:t xml:space="preserve">(b) Heat intolerance and weight loss</w:t>
+      </w:r>
+    </w:p>
+    <w:p>
+      <w:r>
+        <w:t xml:space="preserve">(c) Tachycardia and diarrhea</w:t>
+      </w:r>
+    </w:p>
+    <w:p>
+      <w:r>
+        <w:t xml:space="preserve">(d) Exophthalmos</w:t>
+      </w:r>
+    </w:p>
+    <w:p>
+      <w:r>
+        <w:t xml:space="preserve">Answer: a</w:t>
+      </w:r>
+    </w:p>
+    <w:p>
+      <w:r>
+        <w:t xml:space="preserve">Solution: ✅ Correct Answer: (a) Cold intolerance, weight gain, and bradycardia</w:t>
+      </w:r>
+    </w:p>
+    <w:p>
+      <w:r>
+        <w:t xml:space="preserve">🧠 Clinical Rationale: Hypothyroidism means LOW thyroid hormone → metabolism slows down: cold intolerance, weight gain, fatigue, constipation, bradycardia, dry skin, and hair loss. Every feature reflects reduced metabolic activity.</w:t>
+      </w:r>
+    </w:p>
+    <w:p>
+      <w:r>
+        <w:t xml:space="preserve">🔍 Key Clues: "Hypo" = underactive = everything slows: low temperature tolerance, low heart rate, low energy.</w:t>
+      </w:r>
+    </w:p>
+    <w:p>
+      <w:r>
+        <w:t xml:space="preserve">❌ Why Not Other Options?</w:t>
+      </w:r>
+    </w:p>
+    <w:p>
+      <w:r>
+        <w:t xml:space="preserve">(b) — Heat intolerance with weight loss is the picture of HYPERTHYROIDISM (overactive metabolism).</w:t>
+      </w:r>
+    </w:p>
+    <w:p>
+      <w:r>
+        <w:t xml:space="preserve">(c) — Tachycardia and diarrhea also indicate hyperthyroidism — the opposite state.</w:t>
+      </w:r>
+    </w:p>
+    <w:p>
+      <w:r>
+        <w:t xml:space="preserve">(d) — Exophthalmos (protruding eyes) is a feature of Graves' disease, the autoimmune cause of hyperthyroidism.</w:t>
+      </w:r>
+    </w:p>
+    <w:p>
+      <w:r>
+        <w:t xml:space="preserve">⚠️ Exam Trap: Hypo vs hyper signs are frequently flipped in exams. Remember: HYPO = slow (bradycardia, weight gain, cold); HYPER = fast (tachycardia, weight loss, heat).</w:t>
+      </w:r>
+    </w:p>
+    <w:p>
+      <w:r>
+        <w:t xml:space="preserve">💎 PNC Pearl: Levothyroxine is given on an EMPTY stomach in the morning; monitor TSH — the goal is normalized TSH levels.</w:t>
+      </w:r>
+    </w:p>
+    <w:p>
+      <w:r>
+        <w:t xml:space="preserve">📌 Concept Extension: Untreated hypothyroidism → myxedema coma (hypothermia, bradycardia, decreased consciousness) — a medical emergency.</w:t>
+      </w:r>
+    </w:p>
+    <w:p>
+      <w:r>
+        <w:t xml:space="preserve">Positive Marks: 1</w:t>
+      </w:r>
+    </w:p>
+    <w:p>
+      <w:r>
+        <w:t xml:space="preserve">Negative Marks: 0.25</w:t>
+      </w:r>
+    </w:p>
+    <w:p>
+      <w:r>
+        <w:t xml:space="preserve"/>
+      </w:r>
+    </w:p>
+    <w:p>
+      <w:r>
+        <w:t xml:space="preserve">Question: The nurse is assessing a patient's wound using the rule of nines. The anterior trunk represents what percentage of TBSA?</w:t>
+      </w:r>
+    </w:p>
+    <w:p>
+      <w:r>
+        <w:t xml:space="preserve">(a) 9%</w:t>
+      </w:r>
+    </w:p>
+    <w:p>
+      <w:r>
+        <w:t xml:space="preserve">(b) 18%</w:t>
+      </w:r>
+    </w:p>
+    <w:p>
+      <w:r>
+        <w:t xml:space="preserve">(c) 27%</w:t>
+      </w:r>
+    </w:p>
+    <w:p>
+      <w:r>
+        <w:t xml:space="preserve">(d) 36%</w:t>
+      </w:r>
+    </w:p>
+    <w:p>
+      <w:r>
+        <w:t xml:space="preserve">Answer: b</w:t>
+      </w:r>
+    </w:p>
+    <w:p>
+      <w:r>
+        <w:t xml:space="preserve">Solution: ✅ Correct Answer: (b) 18%</w:t>
+      </w:r>
+    </w:p>
+    <w:p>
+      <w:r>
+        <w:t xml:space="preserve">🧠 Clinical Rationale: In the rule of nines, the body surface is divided into multiples of 9: head and neck 9%, each upper limb 9% (18% total), anterior trunk 18%, posterior trunk 18%, each lower limb 18% (36% total), and perineum 1%. The anterior trunk (chest + abdomen) is 18%.</w:t>
+      </w:r>
+    </w:p>
+    <w:p>
+      <w:r>
+        <w:t xml:space="preserve">🔍 Key Clues: "Anterior trunk" → front of chest and abdomen → one of the 18% zones.</w:t>
+      </w:r>
+    </w:p>
+    <w:p>
+      <w:r>
+        <w:t xml:space="preserve">❌ Why Not Other Options?</w:t>
+      </w:r>
+    </w:p>
+    <w:p>
+      <w:r>
+        <w:t xml:space="preserve">(a) — 9% applies to the head, each arm, or one side of a limb — not the whole anterior trunk.</w:t>
+      </w:r>
+    </w:p>
+    <w:p>
+      <w:r>
+        <w:t xml:space="preserve">(c) — 27% has no single zone in the rule of nines; it is 18% + 9% (e.g., trunk + one arm).</w:t>
+      </w:r>
+    </w:p>
+    <w:p>
+      <w:r>
+        <w:t xml:space="preserve">(d) — 36% would be BOTH lower limbs or both anterior AND posterior trunk combined — not one surface.</w:t>
+      </w:r>
+    </w:p>
+    <w:p>
+      <w:r>
+        <w:t xml:space="preserve">⚠️ Exam Trap: Be precise about "anterior trunk" (18%) vs "anterior AND posterior trunk" (36%) vs "trunk plus one arm" (27%).</w:t>
+      </w:r>
+    </w:p>
+    <w:p>
+      <w:r>
+        <w:t xml:space="preserve">💎 PNC Pearl: Rule of nines feeds the Parkland formula: 4 mL × kg × %TBSA — half given in the first 8 hours.</w:t>
+      </w:r>
+    </w:p>
+    <w:p>
+      <w:r>
+        <w:t xml:space="preserve">📌 Concept Extension: In children, the head is proportionally larger (18%) and each leg smaller (14%) — use the pediatric rule of nines.</w:t>
+      </w:r>
+    </w:p>
+    <w:p>
+      <w:r>
+        <w:t xml:space="preserve">Positive Marks: 1</w:t>
+      </w:r>
+    </w:p>
+    <w:p>
+      <w:r>
+        <w:t xml:space="preserve">Negative Marks: 0.25</w:t>
+      </w:r>
+    </w:p>
+    <w:p>
+      <w:r>
+        <w:t xml:space="preserve"/>
+      </w:r>
+    </w:p>
+    <w:p>
+      <w:r>
+        <w:t xml:space="preserve">Question: A patient with chronic obstructive pulmonary disease is prescribed an inhaled corticosteroid and a bronchodilator. The nurse should instruct the patient to:</w:t>
+      </w:r>
+    </w:p>
+    <w:p>
+      <w:r>
+        <w:t xml:space="preserve">(a) Use the bronchodilator first, then the corticosteroid, and rinse the mouth afterward</w:t>
+      </w:r>
+    </w:p>
+    <w:p>
+      <w:r>
+        <w:t xml:space="preserve">(b) Use the corticosteroid first</w:t>
+      </w:r>
+    </w:p>
+    <w:p>
+      <w:r>
+        <w:t xml:space="preserve">(c) Not rinse the mouth</w:t>
+      </w:r>
+    </w:p>
+    <w:p>
+      <w:r>
+        <w:t xml:space="preserve">(d) Stop the bronchodilator</w:t>
+      </w:r>
+    </w:p>
+    <w:p>
+      <w:r>
+        <w:t xml:space="preserve">Answer: a</w:t>
+      </w:r>
+    </w:p>
+    <w:p>
+      <w:r>
+        <w:t xml:space="preserve">Solution: ✅ Correct Answer: (a) Use the bronchodilator first, then the corticosteroid, and rinse the mouth afterward</w:t>
+      </w:r>
+    </w:p>
+    <w:p>
+      <w:r>
+        <w:t xml:space="preserve">🧠 Clinical Rationale: The bronchodilator opens the airways FIRST so the corticosteroid can penetrate deeper into the lungs. Rinsing the mouth afterward removes residual steroid, preventing oral thrush (candidiasis) and hoarseness.</w:t>
+      </w:r>
+    </w:p>
+    <w:p>
+      <w:r>
+        <w:t xml:space="preserve">🔍 Key Clues: "Bronchodilator + inhaled corticosteroid" → sequencing (open first) and aftercare (rinse) are the teaching priorities.</w:t>
+      </w:r>
+    </w:p>
+    <w:p>
+      <w:r>
+        <w:t xml:space="preserve">❌ Why Not Other Options?</w:t>
+      </w:r>
+    </w:p>
+    <w:p>
+      <w:r>
+        <w:t xml:space="preserve">(b) — Using the corticosteroid first means it lands on constricted airways and cannot reach the lower lungs effectively.</w:t>
+      </w:r>
+    </w:p>
+    <w:p>
+      <w:r>
+        <w:t xml:space="preserve">(c) — Not rinsing leaves steroid in the mouth, promoting oral candidiasis and dysphonia.</w:t>
+      </w:r>
+    </w:p>
+    <w:p>
+      <w:r>
+        <w:t xml:space="preserve">(d) — Stopping the bronchodilator removes the medication that relieves airflow obstruction — never stop without medical advice.</w:t>
+      </w:r>
+    </w:p>
+    <w:p>
+      <w:r>
+        <w:t xml:space="preserve">⚠️ Exam Trap: The sequence "bronchodilator → steroid → rinse" is a favorite exam item. Spacer use and slow inhalation are part of the same teaching.</w:t>
+      </w:r>
+    </w:p>
+    <w:p>
+      <w:r>
+        <w:t xml:space="preserve">💎 PNC Pearl: Rinse mouth after inhaled steroids = prevent thrush. Bronchodilator first = open airways for the steroid.</w:t>
+      </w:r>
+    </w:p>
+    <w:p>
+      <w:r>
+        <w:t xml:space="preserve">📌 Concept Extension: Teach the "wait 1 minute" between puffs and correct spacer technique to maximize drug delivery and adherence.</w:t>
+      </w:r>
+    </w:p>
+    <w:p>
+      <w:r>
+        <w:t xml:space="preserve">Positive Marks: 1</w:t>
+      </w:r>
+    </w:p>
+    <w:p>
+      <w:r>
+        <w:t xml:space="preserve">Negative Marks: 0.25</w:t>
+      </w:r>
+    </w:p>
+    <w:p>
+      <w:r>
+        <w:t xml:space="preserve">Question: A patient with an acute myocardial infarction is prescribed nitroglycerin sublingually. Which adverse effect is most common?</w:t>
+      </w:r>
+    </w:p>
+    <w:p>
+      <w:r>
+        <w:t xml:space="preserve">(a) Headache and hypotension</w:t>
+      </w:r>
+    </w:p>
+    <w:p>
+      <w:r>
+        <w:t xml:space="preserve">(b) Hyperglycemia</w:t>
+      </w:r>
+    </w:p>
+    <w:p>
+      <w:r>
+        <w:t xml:space="preserve">(c) Bradycardia only</w:t>
+      </w:r>
+    </w:p>
+    <w:p>
+      <w:r>
+        <w:t xml:space="preserve">(d) Constipation</w:t>
+      </w:r>
+    </w:p>
+    <w:p>
+      <w:r>
+        <w:t xml:space="preserve">Answer: a</w:t>
+      </w:r>
+    </w:p>
+    <w:p>
+      <w:r>
+        <w:t xml:space="preserve">Solution: ✅ Correct Answer: (a) Headache and hypotension</w:t>
+      </w:r>
+    </w:p>
+    <w:p>
+      <w:r>
+        <w:t xml:space="preserve">🧠 Clinical Rationale: Nitroglycerin is a potent vasodilator — it relaxes vascular smooth muscle, causing flushing, headache, and hypotension (especially orthostatic). Headache is the most common adverse effect, and hypotension (including reflex tachycardia) is the most dangerous.</w:t>
+      </w:r>
+    </w:p>
+    <w:p>
+      <w:r>
+        <w:t xml:space="preserve">🔍 Key Clues: "Nitroglycerin sublingually" → vasodilation → drop in blood pressure and vascular headache.</w:t>
+      </w:r>
+    </w:p>
+    <w:p>
+      <w:r>
+        <w:t xml:space="preserve">❌ Why Not Other Options?</w:t>
+      </w:r>
+    </w:p>
+    <w:p>
+      <w:r>
+        <w:t xml:space="preserve">(b) — Hyperglycemia is not a nitroglycerin effect; it is associated with corticosteroids and some diuretics.</w:t>
+      </w:r>
+    </w:p>
+    <w:p>
+      <w:r>
+        <w:t xml:space="preserve">(c) — Reflex TACHYCARDIA (not bradycardia) may follow the drop in blood pressure; bradycardia is not the expected effect.</w:t>
+      </w:r>
+    </w:p>
+    <w:p>
+      <w:r>
+        <w:t xml:space="preserve">(d) — Constipation is unrelated to nitroglycerin; GI effects are minimal with sublingual administration.</w:t>
+      </w:r>
+    </w:p>
+    <w:p>
+      <w:r>
+        <w:t xml:space="preserve">⚠️ Exam Trap: Nitroglycerin is given for chest pain but causes LOW blood pressure — the nurse must monitor BP and have the patient sit or lie down before administration.</w:t>
+      </w:r>
+    </w:p>
+    <w:p>
+      <w:r>
+        <w:t xml:space="preserve">💎 PNC Pearl: Store nitroglycerin in a dark, airtight container; replace tablets every 6 months. Advise: sit down, one tablet, repeat in 5 minutes up to 3 doses.</w:t>
+      </w:r>
+    </w:p>
+    <w:p>
+      <w:r>
+        <w:t xml:space="preserve">📌 Concept Extension: If BP is &lt;90/60 or chest pain persists after 3 tablets, notify the physician immediately — possible evolving MI.</w:t>
+      </w:r>
+    </w:p>
+    <w:p>
+      <w:r>
+        <w:t xml:space="preserve">Positive Marks: 1</w:t>
+      </w:r>
+    </w:p>
+    <w:p>
+      <w:r>
+        <w:t xml:space="preserve">Negative Marks: 0.25</w:t>
+      </w:r>
+    </w:p>
+    <w:p>
+      <w:r>
+        <w:t xml:space="preserve"/>
+      </w:r>
+    </w:p>
+    <w:p>
+      <w:r>
+        <w:t xml:space="preserve">Question: The nurse is positioning a patient after a hemorrhoidectomy. The appropriate position is:</w:t>
+      </w:r>
+    </w:p>
+    <w:p>
+      <w:r>
+        <w:t xml:space="preserve">(a) Prone or side-lying</w:t>
+      </w:r>
+    </w:p>
+    <w:p>
+      <w:r>
+        <w:t xml:space="preserve">(b) Sitting upright on a hard chair</w:t>
+      </w:r>
+    </w:p>
+    <w:p>
+      <w:r>
+        <w:t xml:space="preserve">(c) Supine with legs flat</w:t>
+      </w:r>
+    </w:p>
+    <w:p>
+      <w:r>
+        <w:t xml:space="preserve">(d) Trendelenburg</w:t>
+      </w:r>
+    </w:p>
+    <w:p>
+      <w:r>
+        <w:t xml:space="preserve">Answer: a</w:t>
+      </w:r>
+    </w:p>
+    <w:p>
+      <w:r>
+        <w:t xml:space="preserve">Solution: ✅ Correct Answer: (a) Prone or side-lying</w:t>
+      </w:r>
+    </w:p>
+    <w:p>
+      <w:r>
+        <w:t xml:space="preserve">🧠 Clinical Rationale: After hemorrhoidectomy, prone or side-lying positions keep pressure off the operative (anal) site, reducing pain, edema, and bleeding. Sitting on hard surfaces compresses the surgical area and increases pain.</w:t>
+      </w:r>
+    </w:p>
+    <w:p>
+      <w:r>
+        <w:t xml:space="preserve">🔍 Key Clues: "After hemorrhoidectomy" → protect the anal surgical site from pressure.</w:t>
+      </w:r>
+    </w:p>
+    <w:p>
+      <w:r>
+        <w:t xml:space="preserve">❌ Why Not Other Options?</w:t>
+      </w:r>
+    </w:p>
+    <w:p>
+      <w:r>
+        <w:t xml:space="preserve">(b) — Sitting upright on a hard chair compresses the perianal area, increasing pain and risk of bleeding.</w:t>
+      </w:r>
+    </w:p>
+    <w:p>
+      <w:r>
+        <w:t xml:space="preserve">(c) — Supine with legs flat does not relieve pressure on the anal area and may increase discomfort.</w:t>
+      </w:r>
+    </w:p>
+    <w:p>
+      <w:r>
+        <w:t xml:space="preserve">(d) — Trendelenburg (head down) increases venous pressure in the pelvic region, worsening oozing/edema.</w:t>
+      </w:r>
+    </w:p>
+    <w:p>
+      <w:r>
+        <w:t xml:space="preserve">⚠️ Exam Trap: Postoperative positioning questions are answered by "protect the surgical site." Hemorrhoidectomy = prone/side-lying + sitz baths.</w:t>
+      </w:r>
+    </w:p>
+    <w:p>
+      <w:r>
+        <w:t xml:space="preserve">💎 PNC Pearl: Sitz baths (warm water) 2–3 times daily, stool softeners, high-fiber diet, and analgesics complete hemorrhoidectomy care.</w:t>
+      </w:r>
+    </w:p>
+    <w:p>
+      <w:r>
+        <w:t xml:space="preserve">📌 Concept Extension: Prevent constipation — straining increases pain and re-bleeding; encourage fluids and fiber from the first postoperative day.</w:t>
+      </w:r>
+    </w:p>
+    <w:p>
+      <w:r>
+        <w:t xml:space="preserve">Positive Marks: 1</w:t>
+      </w:r>
+    </w:p>
+    <w:p>
+      <w:r>
+        <w:t xml:space="preserve">Negative Marks: 0.25</w:t>
+      </w:r>
+    </w:p>
+    <w:p>
+      <w:r>
+        <w:t xml:space="preserve"/>
+      </w:r>
+    </w:p>
+    <w:p>
+      <w:r>
+        <w:t xml:space="preserve">Question: A patient in early labor is found to have a breech presentation. The nurse should:</w:t>
+      </w:r>
+    </w:p>
+    <w:p>
+      <w:r>
+        <w:t xml:space="preserve">(a) Notify the physician and prepare for possible cesarean delivery</w:t>
+      </w:r>
+    </w:p>
+    <w:p>
+      <w:r>
+        <w:t xml:space="preserve">(b) Attempt to turn the baby manually</w:t>
+      </w:r>
+    </w:p>
+    <w:p>
+      <w:r>
+        <w:t xml:space="preserve">(c) Send the patient home</w:t>
+      </w:r>
+    </w:p>
+    <w:p>
+      <w:r>
+        <w:t xml:space="preserve">(d) Give oxytocin immediately</w:t>
+      </w:r>
+    </w:p>
+    <w:p>
+      <w:r>
+        <w:t xml:space="preserve">Answer: a</w:t>
+      </w:r>
+    </w:p>
+    <w:p>
+      <w:r>
+        <w:t xml:space="preserve">Solution: ✅ Correct Answer: (a) Notify the physician and prepare for possible cesarean delivery</w:t>
+      </w:r>
+    </w:p>
+    <w:p>
+      <w:r>
+        <w:t xml:space="preserve">🧠 Clinical Rationale: Breech presentation at term carries risks of head entrapment and cord prolapse. The physician decides management — external cephalic version (ECV) before term or cesarean delivery at term. The nurse's role is to notify and prepare, not to intervene manually.</w:t>
+      </w:r>
+    </w:p>
+    <w:p>
+      <w:r>
+        <w:t xml:space="preserve">🔍 Key Clues: "Breech presentation" in labor → high-risk delivery planning by the healthcare team.</w:t>
+      </w:r>
+    </w:p>
+    <w:p>
+      <w:r>
+        <w:t xml:space="preserve">❌ Why Not Other Options?</w:t>
+      </w:r>
+    </w:p>
+    <w:p>
+      <w:r>
+        <w:t xml:space="preserve">(b) — Manual turning of the baby by the nurse is never attempted; version is a physician procedure with fetal monitoring and tocolysis.</w:t>
+      </w:r>
+    </w:p>
+    <w:p>
+      <w:r>
+        <w:t xml:space="preserve">(c) — Sending a laboring patient home with a malpresentation risks unsafe delivery at home.</w:t>
+      </w:r>
+    </w:p>
+    <w:p>
+      <w:r>
+        <w:t xml:space="preserve">(d) — Oxytocin augments contractions and is contraindicated/risky in breech labor with potential obstruction.</w:t>
+      </w:r>
+    </w:p>
+    <w:p>
+      <w:r>
+        <w:t xml:space="preserve">⚠️ Exam Trap: Nurses do not perform obstetric maneuvers. Any option where the nurse "turns the baby" is out of scope and unsafe.</w:t>
+      </w:r>
+    </w:p>
+    <w:p>
+      <w:r>
+        <w:t xml:space="preserve">💎 PNC Pearl: Breech risks: cord prolapse and head entrapment. Cesarean is common at term; ECV is offered around 36–37 weeks.</w:t>
+      </w:r>
+    </w:p>
+    <w:p>
+      <w:r>
+        <w:t xml:space="preserve">📌 Concept Extension: Footling breech has the highest cord prolapse risk. Monitor fetal heart rate closely and do not rupture membranes unnecessarily.</w:t>
+      </w:r>
+    </w:p>
+    <w:p>
+      <w:r>
+        <w:t xml:space="preserve">Positive Marks: 1</w:t>
+      </w:r>
+    </w:p>
+    <w:p>
+      <w:r>
+        <w:t xml:space="preserve">Negative Marks: 0.25</w:t>
+      </w:r>
+    </w:p>
+    <w:p>
+      <w:r>
+        <w:t xml:space="preserve"/>
+      </w:r>
+    </w:p>
+    <w:p>
+      <w:r>
+        <w:t xml:space="preserve">Question: A 5-year-old child with a history of asthma is having an acute attack with wheezing and use of accessory muscles. The nurse should:</w:t>
+      </w:r>
+    </w:p>
+    <w:p>
+      <w:r>
+        <w:t xml:space="preserve">(a) Administer a nebulized bronchodilator and assess response</w:t>
+      </w:r>
+    </w:p>
+    <w:p>
+      <w:r>
+        <w:t xml:space="preserve">(b) Give oral fluids and wait</w:t>
+      </w:r>
+    </w:p>
+    <w:p>
+      <w:r>
+        <w:t xml:space="preserve">(c) Position the child supine</w:t>
+      </w:r>
+    </w:p>
+    <w:p>
+      <w:r>
+        <w:t xml:space="preserve">(d) Give a cough suppressant</w:t>
+      </w:r>
+    </w:p>
+    <w:p>
+      <w:r>
+        <w:t xml:space="preserve">Answer: a</w:t>
+      </w:r>
+    </w:p>
+    <w:p>
+      <w:r>
+        <w:t xml:space="preserve">Solution: ✅ Correct Answer: (a) Administer a nebulized bronchodilator and assess response</w:t>
+      </w:r>
+    </w:p>
+    <w:p>
+      <w:r>
+        <w:t xml:space="preserve">🧠 Clinical Rationale: Acute asthma with accessory-muscle use indicates moderate–severe airway obstruction. The immediate treatment is a rapid-acting inhaled bronchodilator (nebulized salbutamol) with oxygen if hypoxemic, plus systemic steroids for moderate–severe attacks. The nurse assesses severity and response.</w:t>
+      </w:r>
+    </w:p>
+    <w:p>
+      <w:r>
+        <w:t xml:space="preserve">🔍 Key Clues: "Acute attack" + "accessory muscles" → significant respiratory effort requiring immediate bronchodilator therapy.</w:t>
+      </w:r>
+    </w:p>
+    <w:p>
+      <w:r>
+        <w:t xml:space="preserve">❌ Why Not Other Options?</w:t>
+      </w:r>
+    </w:p>
+    <w:p>
+      <w:r>
+        <w:t xml:space="preserve">(b) — Waiting with fluids delays life-saving bronchodilation in an acute attack.</w:t>
+      </w:r>
+    </w:p>
+    <w:p>
+      <w:r>
+        <w:t xml:space="preserve">(c) — Supine positioning worsens breathing; the child should sit upright (tripod) to optimize airway opening.</w:t>
+      </w:r>
+    </w:p>
+    <w:p>
+      <w:r>
+        <w:t xml:space="preserve">(d) — Cough suppressants are contraindicated in asthma — they do not relieve bronchospasm and may worsen distress.</w:t>
+      </w:r>
+    </w:p>
+    <w:p>
+      <w:r>
+        <w:t xml:space="preserve">⚠️ Exam Trap: Wheezing = treat bronchospasm with bronchodilator, NOT cough suppressant. Positioning in respiratory distress = upright, never flat.</w:t>
+      </w:r>
+    </w:p>
+    <w:p>
+      <w:r>
+        <w:t xml:space="preserve">💎 PNC Pearl: Signs of severe attack: cannot speak full sentences, SpO₂ &lt;92%, accessory muscle use → escalate to oxygen + systemic steroids.</w:t>
+      </w:r>
+    </w:p>
+    <w:p>
+      <w:r>
+        <w:t xml:space="preserve">🎯 Clinical Decision Rule: Bronchodilator now → reassess → escalate if no improvement in 20–30 minutes.</w:t>
+      </w:r>
+    </w:p>
+    <w:p>
+      <w:r>
+        <w:t xml:space="preserve">Positive Marks: 1</w:t>
+      </w:r>
+    </w:p>
+    <w:p>
+      <w:r>
+        <w:t xml:space="preserve">Negative Marks: 0.25</w:t>
+      </w:r>
+    </w:p>
+    <w:p>
+      <w:r>
+        <w:t xml:space="preserve"/>
+      </w:r>
+    </w:p>
+    <w:p>
+      <w:r>
+        <w:t xml:space="preserve">Question: A patient with schizophrenia on antipsychotic medication develops akathisia (restlessness). The nurse should:</w:t>
+      </w:r>
+    </w:p>
+    <w:p>
+      <w:r>
+        <w:t xml:space="preserve">(a) Report the side effect — it is treatable and distressing</w:t>
+      </w:r>
+    </w:p>
+    <w:p>
+      <w:r>
+        <w:t xml:space="preserve">(b) Restrain the patient</w:t>
+      </w:r>
+    </w:p>
+    <w:p>
+      <w:r>
+        <w:t xml:space="preserve">(c) Discontinue all medication without consulting</w:t>
+      </w:r>
+    </w:p>
+    <w:p>
+      <w:r>
+        <w:t xml:space="preserve">(d) Ignore the symptom</w:t>
+      </w:r>
+    </w:p>
+    <w:p>
+      <w:r>
+        <w:t xml:space="preserve">Answer: a</w:t>
+      </w:r>
+    </w:p>
+    <w:p>
+      <w:r>
+        <w:t xml:space="preserve">Solution: ✅ Correct Answer: (a) Report the side effect — it is treatable and distressing</w:t>
+      </w:r>
+    </w:p>
+    <w:p>
+      <w:r>
+        <w:t xml:space="preserve">🧠 Clinical Rationale: Akathisia is intense inner restlessness with pacing and inability to sit still — a distressing extrapyramidal side effect (EPS) of antipsychotics. It is treatable with dose adjustment, beta-blockers (propranolol), or anticholinergics. Reporting enables treatment and prevents medication non-adherence (a major cause of relapse).</w:t>
+      </w:r>
+    </w:p>
+    <w:p>
+      <w:r>
+        <w:t xml:space="preserve">🔍 Key Clues: "Antipsychotic" + "akathisia (restlessness)" → drug-induced EPS that is reversible when addressed.</w:t>
+      </w:r>
+    </w:p>
+    <w:p>
+      <w:r>
+        <w:t xml:space="preserve">❌ Why Not Other Options?</w:t>
+      </w:r>
+    </w:p>
+    <w:p>
+      <w:r>
+        <w:t xml:space="preserve">(b) — Restraining increases distress and is never appropriate for akathisia, which is a medication side effect.</w:t>
+      </w:r>
+    </w:p>
+    <w:p>
+      <w:r>
+        <w:t xml:space="preserve">(c) — Abruptly stopping antipsychotics risks rebound psychosis; only the prescriber adjusts the medication.</w:t>
+      </w:r>
+    </w:p>
+    <w:p>
+      <w:r>
+        <w:t xml:space="preserve">(d) — Ignoring akathisia leads to suffering and refusal of treatment — a common cause of relapse.</w:t>
+      </w:r>
+    </w:p>
+    <w:p>
+      <w:r>
+        <w:t xml:space="preserve">⚠️ Exam Trap: Distinguish akathisia (restlessness, pacing) from tardive dyskinesia (involuntary orofacial movements) and acute dystonia (muscle spasm). All are EPS but managed differently.</w:t>
+      </w:r>
+    </w:p>
+    <w:p>
+      <w:r>
+        <w:t xml:space="preserve">💎 PNC Pearl: Akathisia = "can't sit still" → treat with beta-blocker or anticholinergic; never ignore or restrain.</w:t>
+      </w:r>
+    </w:p>
+    <w:p>
+      <w:r>
+        <w:t xml:space="preserve">📌 Concept Extension: Acute dystonia (e.g., oculogyric crisis) is an emergency treated with IV anticholinergics (benztropine/diphenhydramine).</w:t>
+      </w:r>
+    </w:p>
+    <w:p>
+      <w:r>
+        <w:t xml:space="preserve">Positive Marks: 1</w:t>
+      </w:r>
+    </w:p>
+    <w:p>
+      <w:r>
+        <w:t xml:space="preserve">Negative Marks: 0.25</w:t>
+      </w:r>
+    </w:p>
+    <w:p>
+      <w:r>
+        <w:t xml:space="preserve"/>
+      </w:r>
+    </w:p>
+    <w:p>
+      <w:r>
+        <w:t xml:space="preserve">Question: The "Integrated Disease Surveillance Programme" (IDSP) aims to:</w:t>
+      </w:r>
+    </w:p>
+    <w:p>
+      <w:r>
+        <w:t xml:space="preserve">(a) Detect and respond to disease outbreaks early</w:t>
+      </w:r>
+    </w:p>
+    <w:p>
+      <w:r>
+        <w:t xml:space="preserve">(b) Provide only treatment</w:t>
+      </w:r>
+    </w:p>
+    <w:p>
+      <w:r>
+        <w:t xml:space="preserve">(c) Build hospitals</w:t>
+      </w:r>
+    </w:p>
+    <w:p>
+      <w:r>
+        <w:t xml:space="preserve">(d) Train only doctors</w:t>
+      </w:r>
+    </w:p>
+    <w:p>
+      <w:r>
+        <w:t xml:space="preserve">Answer: a</w:t>
+      </w:r>
+    </w:p>
+    <w:p>
+      <w:r>
+        <w:t xml:space="preserve">Solution: ✅ Correct Answer: (a) Detect and respond to disease outbreaks early</w:t>
+      </w:r>
+    </w:p>
+    <w:p>
+      <w:r>
+        <w:t xml:space="preserve">🧠 Clinical Rationale: IDSP (now under the National Centre for Disease Control) is India's early-warning system: it collects weekly surveillance data from public and private health facilities on epidemic-prone diseases, analyzes trends, and triggers rapid outbreak response — "detect early, respond fast."</w:t>
+      </w:r>
+    </w:p>
+    <w:p>
+      <w:r>
+        <w:t xml:space="preserve">🔍 Key Clues: "Surveillance" in the name = monitoring and early detection of disease trends and outbreaks.</w:t>
+      </w:r>
+    </w:p>
+    <w:p>
+      <w:r>
+        <w:t xml:space="preserve">❌ Why Not Other Options?</w:t>
+      </w:r>
+    </w:p>
+    <w:p>
+      <w:r>
+        <w:t xml:space="preserve">(b) — IDSP is a surveillance/response system, not a treatment-delivery program.</w:t>
+      </w:r>
+    </w:p>
+    <w:p>
+      <w:r>
+        <w:t xml:space="preserve">(c) — Building hospitals is infrastructure development, not the function of a disease surveillance network.</w:t>
+      </w:r>
+    </w:p>
+    <w:p>
+      <w:r>
+        <w:t xml:space="preserve">(d) — IDSP trains surveillance staff across levels (including ANMs, CHOs, and health workers), not doctors only.</w:t>
+      </w:r>
+    </w:p>
+    <w:p>
+      <w:r>
+        <w:t xml:space="preserve">⚠️ Exam Trap: "Surveillance" questions = early detection + response. Do not confuse IDSP with treatment programs like RNTCP or NRHM service delivery.</w:t>
+      </w:r>
+    </w:p>
+    <w:p>
+      <w:r>
+        <w:t xml:space="preserve">💎 PNC Pearl: IDSP = weekly disease reporting → outbreak detection → rapid response. P-form (presumptive) and S-form (lab-confirmed) reporting units.</w:t>
+      </w:r>
+    </w:p>
+    <w:p>
+      <w:r>
+        <w:t xml:space="preserve">📌 Concept Extension: Under IDSP, every district has a surveillance unit; the "Integrated Health Information Platform" (IHIP) is its digital upgrade.</w:t>
+      </w:r>
+    </w:p>
+    <w:p>
+      <w:r>
+        <w:t xml:space="preserve">Positive Marks: 1</w:t>
+      </w:r>
+    </w:p>
+    <w:p>
+      <w:r>
+        <w:t xml:space="preserve">Negative Marks: 0.25</w:t>
+      </w:r>
+    </w:p>
+    <w:p>
+      <w:r>
+        <w:t xml:space="preserve"/>
+      </w:r>
+    </w:p>
+    <w:p>
+      <w:r>
+        <w:t xml:space="preserve">Question: A patient is prescribed 2.5 mg of a medication. The tablets are 0.5 mg each. How many tablets are needed?</w:t>
+      </w:r>
+    </w:p>
+    <w:p>
+      <w:r>
+        <w:t xml:space="preserve">(a) 3 tablets</w:t>
+      </w:r>
+    </w:p>
+    <w:p>
+      <w:r>
+        <w:t xml:space="preserve">(b) 4 tablets</w:t>
+      </w:r>
+    </w:p>
+    <w:p>
+      <w:r>
+        <w:t xml:space="preserve">(c) 5 tablets</w:t>
+      </w:r>
+    </w:p>
+    <w:p>
+      <w:r>
+        <w:t xml:space="preserve">(d) 6 tablets</w:t>
+      </w:r>
+    </w:p>
+    <w:p>
+      <w:r>
+        <w:t xml:space="preserve">Answer: c</w:t>
+      </w:r>
+    </w:p>
+    <w:p>
+      <w:r>
+        <w:t xml:space="preserve">Solution: ✅ Correct Answer: (c) 5 tablets</w:t>
+      </w:r>
+    </w:p>
+    <w:p>
+      <w:r>
+        <w:t xml:space="preserve">🧠 Clinical Rationale: Tablets = Desired ÷ Have = 2.5 mg ÷ 0.5 mg = 5 tablets. The "mg" units cancel, confirming the answer is in tablets.</w:t>
+      </w:r>
+    </w:p>
+    <w:p>
+      <w:r>
+        <w:t xml:space="preserve">🔍 Key Clues: "2.5 mg ordered" + "0.5 mg per tablet" → divide the dose by the tablet strength.</w:t>
+      </w:r>
+    </w:p>
+    <w:p>
+      <w:r>
+        <w:t xml:space="preserve">❌ Why Not Other Options?</w:t>
+      </w:r>
+    </w:p>
+    <w:p>
+      <w:r>
+        <w:t xml:space="preserve">(a) — 3 tablets give 1.5 mg — under-dosing from using 2.5 − 0.5 arithmetic instead of division.</w:t>
+      </w:r>
+    </w:p>
+    <w:p>
+      <w:r>
+        <w:t xml:space="preserve">(b) — 4 tablets give 2.0 mg, short of the ordered 2.5 mg.</w:t>
+      </w:r>
+    </w:p>
+    <w:p>
+      <w:r>
+        <w:t xml:space="preserve">(d) — 6 tablets give 3.0 mg — an overdose.</w:t>
+      </w:r>
+    </w:p>
+    <w:p>
+      <w:r>
+        <w:t xml:space="preserve">⚠️ Exam Trap: Always divide dose by tablet strength. If the math feels "too easy," still verify: 2.5 ÷ 0.5 = 5 — the double-check confirms it.</w:t>
+      </w:r>
+    </w:p>
+    <w:p>
+      <w:r>
+        <w:t xml:space="preserve">💎 PNC Pearl: D ÷ H = number of tablets. Check: result × tablet strength should equal the ordered dose.</w:t>
+      </w:r>
+    </w:p>
+    <w:p>
+      <w:r>
+        <w:t xml:space="preserve">📌 Concept Extension: For liquid meds, use D ÷ H × Q (quantity/volume). Always re-check calculations with a second nurse for high-alert drugs.</w:t>
+      </w:r>
+    </w:p>
+    <w:p>
+      <w:r>
+        <w:t xml:space="preserve">Positive Marks: 1</w:t>
+      </w:r>
+    </w:p>
+    <w:p>
+      <w:r>
+        <w:t xml:space="preserve">Negative Marks: 0.25</w:t>
+      </w:r>
+    </w:p>
+    <w:p>
+      <w:r>
+        <w:t xml:space="preserve"/>
+      </w:r>
+    </w:p>
+    <w:p>
+      <w:r>
+        <w:t xml:space="preserve">Question: The nurse is caring for a patient with chronic renal failure who is on dialysis. Which dietary restriction is most important?</w:t>
+      </w:r>
+    </w:p>
+    <w:p>
+      <w:r>
+        <w:t xml:space="preserve">(a) Potassium and phosphorus restriction</w:t>
+      </w:r>
+    </w:p>
+    <w:p>
+      <w:r>
+        <w:t xml:space="preserve">(b) Increased potassium</w:t>
+      </w:r>
+    </w:p>
+    <w:p>
+      <w:r>
+        <w:t xml:space="preserve">(c) Increased phosphorus</w:t>
+      </w:r>
+    </w:p>
+    <w:p>
+      <w:r>
+        <w:t xml:space="preserve">(d) No restriction</w:t>
+      </w:r>
+    </w:p>
+    <w:p>
+      <w:r>
+        <w:t xml:space="preserve">Answer: a</w:t>
+      </w:r>
+    </w:p>
+    <w:p>
+      <w:r>
+        <w:t xml:space="preserve">Solution: ✅ Correct Answer: (a) Potassium and phosphorus restriction</w:t>
+      </w:r>
+    </w:p>
+    <w:p>
+      <w:r>
+        <w:t xml:space="preserve">🧠 Clinical Rationale: In renal failure, the kidneys cannot excrete potassium or phosphorus. Hyperkalemia causes life-threatening arrhythmias; hyperphosphatemia causes bone disease and itching. Both are restricted, along with sodium and protein, in the renal diet.</w:t>
+      </w:r>
+    </w:p>
+    <w:p>
+      <w:r>
+        <w:t xml:space="preserve">🔍 Key Clues: "Chronic renal failure" + "dialysis" → the failing kidney cannot clear K⁺ and PO₄³⁻ → dietary restriction is essential.</w:t>
+      </w:r>
+    </w:p>
+    <w:p>
+      <w:r>
+        <w:t xml:space="preserve">❌ Why Not Other Options?</w:t>
+      </w:r>
+    </w:p>
+    <w:p>
+      <w:r>
+        <w:t xml:space="preserve">(b) — Increased potassium is dangerous — hyperkalemia can cause fatal cardiac arrhythmias.</w:t>
+      </w:r>
+    </w:p>
+    <w:p>
+      <w:r>
+        <w:t xml:space="preserve">(c) — Increased phosphorus worsens bone disease and secondary hyperparathyroidism.</w:t>
+      </w:r>
+    </w:p>
+    <w:p>
+      <w:r>
+        <w:t xml:space="preserve">(d) — "No restriction" ignores the core dietary principle of renal care; unrestricted intake causes dangerous electrolyte levels.</w:t>
+      </w:r>
+    </w:p>
+    <w:p>
+      <w:r>
+        <w:t xml:space="preserve">⚠️ Exam Trap: The most dangerous renal electrolyte is POTASSIUM — cardiac arrest. Phosphorus is second (bone disease). Sodium and protein are also limited.</w:t>
+      </w:r>
+    </w:p>
+    <w:p>
+      <w:r>
+        <w:t xml:space="preserve">💎 PNC Pearl: Hidden potassium sources: bananas, oranges, potatoes, tomatoes. Teach patients to read labels and avoid salt substitutes (KCl).</w:t>
+      </w:r>
+    </w:p>
+    <w:p>
+      <w:r>
+        <w:t xml:space="preserve">📌 Concept Extension: Phosphate binders (calcium carbonate) are taken WITH meals to bind dietary phosphate; monitor for constipation.</w:t>
+      </w:r>
+    </w:p>
+    <w:p>
+      <w:r>
+        <w:t xml:space="preserve">Positive Marks: 1</w:t>
+      </w:r>
+    </w:p>
+    <w:p>
+      <w:r>
+        <w:t xml:space="preserve">Negative Marks: 0.25</w:t>
+      </w:r>
+    </w:p>
+    <w:p>
+      <w:r>
+        <w:t xml:space="preserve"/>
+      </w:r>
+    </w:p>
+    <w:p>
+      <w:r>
+        <w:t xml:space="preserve">Question: The nurse is preparing a patient for a pulmonary function test. The nurse should instruct the patient to:</w:t>
+      </w:r>
+    </w:p>
+    <w:p>
+      <w:r>
+        <w:t xml:space="preserve">(a) Avoid smoking and bronchodilators before the test as advised</w:t>
+      </w:r>
+    </w:p>
+    <w:p>
+      <w:r>
+        <w:t xml:space="preserve">(b) Smoke before the test</w:t>
+      </w:r>
+    </w:p>
+    <w:p>
+      <w:r>
+        <w:t xml:space="preserve">(c) Eat a heavy meal</w:t>
+      </w:r>
+    </w:p>
+    <w:p>
+      <w:r>
+        <w:t xml:space="preserve">(d) Wear tight clothing</w:t>
+      </w:r>
+    </w:p>
+    <w:p>
+      <w:r>
+        <w:t xml:space="preserve">Answer: a</w:t>
+      </w:r>
+    </w:p>
+    <w:p>
+      <w:r>
+        <w:t xml:space="preserve">Solution: ✅ Correct Answer: (a) Avoid smoking and bronchodilators before the test as advised</w:t>
+      </w:r>
+    </w:p>
+    <w:p>
+      <w:r>
+        <w:t xml:space="preserve">🧠 Clinical Rationale: For valid spirometry/PFT results, the patient avoids bronchodilators (per protocol, often 4–12 hours), smoking (4–6 hours), caffeine, and heavy meals before the test. Tight clothing is also avoided because it restricts chest expansion.</w:t>
+      </w:r>
+    </w:p>
+    <w:p>
+      <w:r>
+        <w:t xml:space="preserve">🔍 Key Clues: "Preparing... for a pulmonary function test" → pre-test instructions that keep the airways in their natural state.</w:t>
+      </w:r>
+    </w:p>
+    <w:p>
+      <w:r>
+        <w:t xml:space="preserve">❌ Why Not Other Options?</w:t>
+      </w:r>
+    </w:p>
+    <w:p>
+      <w:r>
+        <w:t xml:space="preserve">(b) — Smoking before PFT constricts airways and falsely lowers readings.</w:t>
+      </w:r>
+    </w:p>
+    <w:p>
+      <w:r>
+        <w:t xml:space="preserve">(c) — A heavy meal before the test can cause discomfort and interfere with maximal effort maneuvers.</w:t>
+      </w:r>
+    </w:p>
+    <w:p>
+      <w:r>
+        <w:t xml:space="preserve">(d) — Tight clothing restricts chest expansion and reduces measured lung volumes.</w:t>
+      </w:r>
+    </w:p>
+    <w:p>
+      <w:r>
+        <w:t xml:space="preserve">⚠️ Exam Trap: PFT prep = "no" list: no smoking, no bronchodilators, no caffeine, no heavy meal, no tight clothing.</w:t>
+      </w:r>
+    </w:p>
+    <w:p>
+      <w:r>
+        <w:t xml:space="preserve">💎 PNC Pearl: Spirometry needs maximal effort — demonstrate the maneuver and coach the patient through forced expiration.</w:t>
+      </w:r>
+    </w:p>
+    <w:p>
+      <w:r>
+        <w:t xml:space="preserve">📌 Concept Extension: FEV₁/FVC ratio &lt;70% suggests obstructive disease; restrictive patterns show reduced FVC with normal ratio.</w:t>
+      </w:r>
+    </w:p>
+    <w:p>
+      <w:r>
+        <w:t xml:space="preserve">Positive Marks: 1</w:t>
+      </w:r>
+    </w:p>
+    <w:p>
+      <w:r>
+        <w:t xml:space="preserve">Negative Marks: 0.25</w:t>
+      </w:r>
+    </w:p>
+    <w:p>
+      <w:r>
+        <w:t xml:space="preserve"/>
+      </w:r>
+    </w:p>
+    <w:p>
+      <w:r>
+        <w:t xml:space="preserve">Question: A patient with a fractured ankle in a cast complains of a hot spot on the cast. The nurse should:</w:t>
+      </w:r>
+    </w:p>
+    <w:p>
+      <w:r>
+        <w:t xml:space="preserve">(a) Notify the physician — it may indicate infection under the cast</w:t>
+      </w:r>
+    </w:p>
+    <w:p>
+      <w:r>
+        <w:t xml:space="preserve">(b) Ignore it</w:t>
+      </w:r>
+    </w:p>
+    <w:p>
+      <w:r>
+        <w:t xml:space="preserve">(c) Cool the cast with water</w:t>
+      </w:r>
+    </w:p>
+    <w:p>
+      <w:r>
+        <w:t xml:space="preserve">(d) Remove the cast without an order</w:t>
+      </w:r>
+    </w:p>
+    <w:p>
+      <w:r>
+        <w:t xml:space="preserve">Answer: a</w:t>
+      </w:r>
+    </w:p>
+    <w:p>
+      <w:r>
+        <w:t xml:space="preserve">Solution: ✅ Correct Answer: (a) Notify the physician — it may indicate infection under the cast</w:t>
+      </w:r>
+    </w:p>
+    <w:p>
+      <w:r>
+        <w:t xml:space="preserve">🧠 Clinical Rationale: A hot spot on a cast, especially with fever, foul odor, or increasing pain, may signal infection (e.g., wound infection) beneath the cast. The physician must evaluate — a window may be cut in the cast or it may be changed. The nurse does not remove casts independently.</w:t>
+      </w:r>
+    </w:p>
+    <w:p>
+      <w:r>
+        <w:t xml:space="preserve">🔍 Key Clues: "Hot spot on the cast" → localized warmth is a warning sign of underlying infection.</w:t>
+      </w:r>
+    </w:p>
+    <w:p>
+      <w:r>
+        <w:t xml:space="preserve">❌ Why Not Other Options?</w:t>
+      </w:r>
+    </w:p>
+    <w:p>
+      <w:r>
+        <w:t xml:space="preserve">(b) — Ignoring a hot spot delays treatment of a possible deep infection, risking osteomyelitis.</w:t>
+      </w:r>
+    </w:p>
+    <w:p>
+      <w:r>
+        <w:t xml:space="preserve">(c) — Cooling the cast with water damages the plaster and does not treat the underlying problem.</w:t>
+      </w:r>
+    </w:p>
+    <w:p>
+      <w:r>
+        <w:t xml:space="preserve">(d) — Removing a cast without an order is outside nursing scope and can destabilize the fracture.</w:t>
+      </w:r>
+    </w:p>
+    <w:p>
+      <w:r>
+        <w:t xml:space="preserve">⚠️ Exam Trap: A hot cast + foul smell/fever = infection beneath the cast → notify physician. Also watch for compartment syndrome signs (pain out of proportion, pallor, pulselessness).</w:t>
+      </w:r>
+    </w:p>
+    <w:p>
+      <w:r>
+        <w:t xml:space="preserve">💎 PNC Pearl: "5 P's" of compartment syndrome: Pain, Pallor, Pulselessness, Paresthesia, Paralysis — report pain out of proportion immediately.</w:t>
+      </w:r>
+    </w:p>
+    <w:p>
+      <w:r>
+        <w:t xml:space="preserve">📌 Concept Extension: Teach the patient to keep the cast dry and report any burning, hot spots, foul odor, or increasing pain.</w:t>
+      </w:r>
+    </w:p>
+    <w:p>
+      <w:r>
+        <w:t xml:space="preserve">Positive Marks: 1</w:t>
+      </w:r>
+    </w:p>
+    <w:p>
+      <w:r>
+        <w:t xml:space="preserve">Negative Marks: 0.25</w:t>
       </w:r>
     </w:p>
     <w:sectPr>
       <w:pgSz w:w="12240" w:h="15840"/>
-      <w:pgMar w:top="864" w:right="1008" w:bottom="864" w:left="1008" w:header="720" w:footer="720" w:gutter="0"/>
+      <w:pgMar w:top="1440" w:right="1800" w:bottom="1440" w:left="1800" w:header="720" w:footer="720" w:gutter="0"/>
       <w:cols w:space="720"/>
       <w:docGrid w:linePitch="360"/>
     </w:sectPr>
@@ -2535,10 +2265,6 @@
     <w:name w:val="Normal"/>
     <w:qFormat/>
     <w:rsid w:val="00FC693F"/>
-    <w:rPr>
-      <w:rFonts w:ascii="Calibri" w:hAnsi="Calibri"/>
-      <w:sz w:val="22"/>
-    </w:rPr>
   </w:style>
   <w:style w:type="paragraph" w:styleId="Header">
     <w:name w:val="header"/>
